--- a/docs/参赛材料/03-作品说明文档.docx
+++ b/docs/参赛材料/03-作品说明文档.docx
@@ -14,75 +14,7 @@
           <w:i w:val="0"/>
           <w:sz w:val="36"/>
         </w:rPr>
-        <w:t>作品说明文档（草稿）</w:t>
-      </w:r>
-    </w:p>
-    <w:p>
-      <w:pPr>
-        <w:spacing w:line="360" w:lineRule="auto"/>
-        <w:ind w:left="567"/>
-      </w:pPr>
-      <w:r>
-        <w:rPr>
-          <w:rFonts w:ascii="宋体" w:hAnsi="宋体" w:eastAsia="宋体"/>
-          <w:b w:val="0"/>
-          <w:i/>
-          <w:sz w:val="24"/>
-        </w:rPr>
-        <w:t>提交格式：Word，宋体四号，1.5 倍行距，≤500MB。本文为草稿，转 Word 时按此排版。</w:t>
-      </w:r>
-    </w:p>
-    <w:p>
-      <w:pPr>
-        <w:spacing w:line="360" w:lineRule="auto"/>
-        <w:ind w:left="567"/>
-      </w:pPr>
-      <w:r>
-        <w:rPr>
-          <w:rFonts w:ascii="宋体" w:hAnsi="宋体" w:eastAsia="宋体"/>
-          <w:b w:val="0"/>
-          <w:i/>
-          <w:sz w:val="24"/>
-        </w:rPr>
-        <w:t>赛道：</w:t>
-      </w:r>
-      <w:r>
-        <w:rPr>
-          <w:rFonts w:ascii="宋体" w:hAnsi="宋体" w:eastAsia="宋体"/>
-          <w:b/>
-          <w:i/>
-          <w:sz w:val="24"/>
-        </w:rPr>
-        <w:t>科学研究和学科建设</w:t>
-      </w:r>
-    </w:p>
-    <w:p>
-      <w:pPr>
-        <w:spacing w:line="360" w:lineRule="auto"/>
-        <w:ind w:left="567"/>
-      </w:pPr>
-      <w:r>
-        <w:rPr>
-          <w:rFonts w:ascii="宋体" w:hAnsi="宋体" w:eastAsia="宋体"/>
-          <w:b w:val="0"/>
-          <w:i/>
-          <w:sz w:val="24"/>
-        </w:rPr>
-        <w:t>项目：6stockPulse</w:t>
-      </w:r>
-    </w:p>
-    <w:p>
-      <w:pPr>
-        <w:spacing w:line="360" w:lineRule="auto"/>
-      </w:pPr>
-      <w:r>
-        <w:rPr>
-          <w:rFonts w:ascii="宋体" w:hAnsi="宋体" w:eastAsia="宋体"/>
-          <w:b w:val="0"/>
-          <w:i w:val="0"/>
-          <w:sz w:val="24"/>
-        </w:rPr>
-        <w:t>---</w:t>
+        <w:t>作品说明文档</w:t>
       </w:r>
     </w:p>
     <w:p>
@@ -160,7 +92,7 @@
           <w:i w:val="0"/>
           <w:sz w:val="24"/>
         </w:rPr>
-        <w:t>团队成员</w:t>
+        <w:t>参赛团队</w:t>
       </w:r>
       <w:r>
         <w:rPr>
@@ -169,7 +101,7 @@
           <w:i w:val="0"/>
           <w:sz w:val="24"/>
         </w:rPr>
-        <w:t>：（待填，1-5 人）</w:t>
+        <w:t>：风雨无组</w:t>
       </w:r>
     </w:p>
     <w:p>
@@ -184,7 +116,7 @@
           <w:i w:val="0"/>
           <w:sz w:val="24"/>
         </w:rPr>
-        <w:t>负责人</w:t>
+        <w:t>团队成员</w:t>
       </w:r>
       <w:r>
         <w:rPr>
@@ -193,7 +125,7 @@
           <w:i w:val="0"/>
           <w:sz w:val="24"/>
         </w:rPr>
-        <w:t>：（待填）</w:t>
+        <w:t>：（签名见第六部分）</w:t>
       </w:r>
     </w:p>
     <w:p>
@@ -237,7 +169,7 @@
           <w:i w:val="0"/>
           <w:sz w:val="26"/>
         </w:rPr>
-        <w:t>2.1 功能简介</w:t>
+        <w:t>2.1 作品功能简介</w:t>
       </w:r>
     </w:p>
     <w:p>
@@ -251,7 +183,22 @@
           <w:i w:val="0"/>
           <w:sz w:val="24"/>
         </w:rPr>
-        <w:t>StockPulse 是一个面向高校科研与教学的金融量化研究智能体。它以“多源实时采集 — 可解释量化建模 — 大模型智能研判 — 实时可视化”为主线，将分散的行情、资金、板块、新闻等异构数据汇聚为可解释的量化研判结论，并通过自然语言对话对外提供服务。</w:t>
+        <w:t>StockPulse 是一个面向高校金融科研与教学的智能量化研究智能体。它以"多源实时采集—可解释量化建模—大模型智能研判"为主线，构建了五大核心能力矩阵：全市场情绪因子研判、市场宽度与资金流向监测、机会与风险信号识别、次日大盘概率预测以及个股深度概览。系统不仅输出研判结论，更通过可视化表格与多维度数据回溯，提供完整、可复盘的证据链。</w:t>
+      </w:r>
+    </w:p>
+    <w:p>
+      <w:pPr>
+        <w:pStyle w:val="Heading3"/>
+        <w:spacing w:line="360" w:lineRule="auto"/>
+      </w:pPr>
+      <w:r>
+        <w:rPr>
+          <w:rFonts w:ascii="宋体" w:hAnsi="宋体" w:eastAsia="宋体"/>
+          <w:b/>
+          <w:i w:val="0"/>
+          <w:sz w:val="26"/>
+        </w:rPr>
+        <w:t>2.2 拟解决的核心问题（科研痛点分析）</w:t>
       </w:r>
     </w:p>
     <w:p>
@@ -265,7 +212,7 @@
           <w:i w:val="0"/>
           <w:sz w:val="24"/>
         </w:rPr>
-        <w:t>智能体主要提供五类能力：</w:t>
+        <w:t>在高校金融学科研与实训场景中，师生长期面临三大痛点：</w:t>
       </w:r>
     </w:p>
     <w:p>
@@ -280,7 +227,7 @@
           <w:i w:val="0"/>
           <w:sz w:val="24"/>
         </w:rPr>
-        <w:t>市场情绪研判</w:t>
+        <w:t>数据获取成本高</w:t>
       </w:r>
       <w:r>
         <w:rPr>
@@ -289,7 +236,7 @@
           <w:i w:val="0"/>
           <w:sz w:val="24"/>
         </w:rPr>
-        <w:t>：输出 A 股与全球市场情绪分（0-100），并解释各因子的原始值、归一化值与权重贡献；</w:t>
+        <w:t>：行情、资金流、板块轮动等多源异构数据分散在不同接口，格式不一且更新频繁，科研人员往往要耗费大量精力在数据清洗与对齐上。</w:t>
       </w:r>
     </w:p>
     <w:p>
@@ -304,7 +251,7 @@
           <w:i w:val="0"/>
           <w:sz w:val="24"/>
         </w:rPr>
-        <w:t>市场宽度与板块分析</w:t>
+        <w:t>"黑盒式"AI 难以建立学术信任</w:t>
       </w:r>
       <w:r>
         <w:rPr>
@@ -313,7 +260,7 @@
           <w:i w:val="0"/>
           <w:sz w:val="24"/>
         </w:rPr>
-        <w:t>：展示涨跌家数、涨跌停、连板梯队、赚钱效应，以及概念/行业板块资金流向与领涨板块；</w:t>
+        <w:t>：传统大语言模型往往直接给出主观结论，无法展示底层的计算依据和权重，这与科研要求的"可复现、可验证"背道而驰。</w:t>
       </w:r>
     </w:p>
     <w:p>
@@ -328,7 +275,7 @@
           <w:i w:val="0"/>
           <w:sz w:val="24"/>
         </w:rPr>
-        <w:t>机会与风险信号</w:t>
+        <w:t>传统量化工具门槛高</w:t>
       </w:r>
       <w:r>
         <w:rPr>
@@ -337,70 +284,7 @@
           <w:i w:val="0"/>
           <w:sz w:val="24"/>
         </w:rPr>
-        <w:t>：输出结构化的机会（资金流入、板块共振、量能突破、正面新闻）与风险（散户陷阱、高位滞涨、负面公告、大盘弱势）信号，每条附证据链与置信度；</w:t>
-      </w:r>
-    </w:p>
-    <w:p>
-      <w:pPr>
-        <w:pStyle w:val="ListNumber"/>
-        <w:spacing w:line="360" w:lineRule="auto"/>
-      </w:pPr>
-      <w:r>
-        <w:rPr>
-          <w:rFonts w:ascii="宋体" w:hAnsi="宋体" w:eastAsia="宋体"/>
-          <w:b/>
-          <w:i w:val="0"/>
-          <w:sz w:val="24"/>
-        </w:rPr>
-        <w:t>次日方向研判</w:t>
-      </w:r>
-      <w:r>
-        <w:rPr>
-          <w:rFonts w:ascii="宋体" w:hAnsi="宋体" w:eastAsia="宋体"/>
-          <w:b w:val="0"/>
-          <w:i w:val="0"/>
-          <w:sz w:val="24"/>
-        </w:rPr>
-        <w:t>：给出次日大盘涨/平/跌三分类概率与置信度，并说明依据因子；</w:t>
-      </w:r>
-    </w:p>
-    <w:p>
-      <w:pPr>
-        <w:pStyle w:val="ListNumber"/>
-        <w:spacing w:line="360" w:lineRule="auto"/>
-      </w:pPr>
-      <w:r>
-        <w:rPr>
-          <w:rFonts w:ascii="宋体" w:hAnsi="宋体" w:eastAsia="宋体"/>
-          <w:b/>
-          <w:i w:val="0"/>
-          <w:sz w:val="24"/>
-        </w:rPr>
-        <w:t>个股概览与资讯</w:t>
-      </w:r>
-      <w:r>
-        <w:rPr>
-          <w:rFonts w:ascii="宋体" w:hAnsi="宋体" w:eastAsia="宋体"/>
-          <w:b w:val="0"/>
-          <w:i w:val="0"/>
-          <w:sz w:val="24"/>
-        </w:rPr>
-        <w:t>：查询单只股票实时行情、分时/日 K 概览与所属板块。</w:t>
-      </w:r>
-    </w:p>
-    <w:p>
-      <w:pPr>
-        <w:pStyle w:val="Heading3"/>
-        <w:spacing w:line="360" w:lineRule="auto"/>
-      </w:pPr>
-      <w:r>
-        <w:rPr>
-          <w:rFonts w:ascii="宋体" w:hAnsi="宋体" w:eastAsia="宋体"/>
-          <w:b/>
-          <w:i w:val="0"/>
-          <w:sz w:val="26"/>
-        </w:rPr>
-        <w:t>2.2 拟解决的核心问题</w:t>
+        <w:t>：使用传统量化框架需要较强的编程背景，而普通师生更需要"即问即答"的辅助工具。</w:t>
       </w:r>
     </w:p>
     <w:p>
@@ -414,93 +298,7 @@
           <w:i w:val="0"/>
           <w:sz w:val="24"/>
         </w:rPr>
-        <w:t>金融学科研与教学中，师生长期面临三类痛点：</w:t>
-      </w:r>
-    </w:p>
-    <w:p>
-      <w:pPr>
-        <w:pStyle w:val="ListBullet"/>
-        <w:spacing w:line="360" w:lineRule="auto"/>
-      </w:pPr>
-      <w:r>
-        <w:rPr>
-          <w:rFonts w:ascii="宋体" w:hAnsi="宋体" w:eastAsia="宋体"/>
-          <w:b/>
-          <w:i w:val="0"/>
-          <w:sz w:val="24"/>
-        </w:rPr>
-        <w:t>数据难采集</w:t>
-      </w:r>
-      <w:r>
-        <w:rPr>
-          <w:rFonts w:ascii="宋体" w:hAnsi="宋体" w:eastAsia="宋体"/>
-          <w:b w:val="0"/>
-          <w:i w:val="0"/>
-          <w:sz w:val="24"/>
-        </w:rPr>
-        <w:t>：行情、资金、板块、新闻分散在多个公开数据源，格式异构、更新频繁，人工采集耗时且易错；</w:t>
-      </w:r>
-    </w:p>
-    <w:p>
-      <w:pPr>
-        <w:pStyle w:val="ListBullet"/>
-        <w:spacing w:line="360" w:lineRule="auto"/>
-      </w:pPr>
-      <w:r>
-        <w:rPr>
-          <w:rFonts w:ascii="宋体" w:hAnsi="宋体" w:eastAsia="宋体"/>
-          <w:b/>
-          <w:i w:val="0"/>
-          <w:sz w:val="24"/>
-        </w:rPr>
-        <w:t>结论难研判</w:t>
-      </w:r>
-      <w:r>
-        <w:rPr>
-          <w:rFonts w:ascii="宋体" w:hAnsi="宋体" w:eastAsia="宋体"/>
-          <w:b w:val="0"/>
-          <w:i w:val="0"/>
-          <w:sz w:val="24"/>
-        </w:rPr>
-        <w:t>：原始数据量大，缺乏统一、可解释的量化分析框架，研究结论难以溯源、难以复现；</w:t>
-      </w:r>
-    </w:p>
-    <w:p>
-      <w:pPr>
-        <w:pStyle w:val="ListBullet"/>
-        <w:spacing w:line="360" w:lineRule="auto"/>
-      </w:pPr>
-      <w:r>
-        <w:rPr>
-          <w:rFonts w:ascii="宋体" w:hAnsi="宋体" w:eastAsia="宋体"/>
-          <w:b/>
-          <w:i w:val="0"/>
-          <w:sz w:val="24"/>
-        </w:rPr>
-        <w:t>工具门槛高</w:t>
-      </w:r>
-      <w:r>
-        <w:rPr>
-          <w:rFonts w:ascii="宋体" w:hAnsi="宋体" w:eastAsia="宋体"/>
-          <w:b w:val="0"/>
-          <w:i w:val="0"/>
-          <w:sz w:val="24"/>
-        </w:rPr>
-        <w:t>：传统量化工具配置复杂、面向专业交易，师生缺少一个“即问即答”且能讲清依据的科研辅助工具。</w:t>
-      </w:r>
-    </w:p>
-    <w:p>
-      <w:pPr>
-        <w:spacing w:line="360" w:lineRule="auto"/>
-      </w:pPr>
-      <w:r>
-        <w:rPr>
-          <w:rFonts w:ascii="宋体" w:hAnsi="宋体" w:eastAsia="宋体"/>
-          <w:b w:val="0"/>
-          <w:i w:val="0"/>
-          <w:sz w:val="24"/>
-        </w:rPr>
-        <w:t>本作品通过“智能体 + 量化引擎”的组合，把海量数据转化为可解释、可复盘的研判结论，作为科研数据底座与教学实训平台，降低师生开展量化研究与成果研判的门槛。</w:t>
+        <w:t>本作品通过"智能体调度 + 量化引擎计算"的双层架构，将海量数据转化为可解释、可溯源的量化研判。这不仅是一个问答机器人，更是一个降低科研门槛的数据底座与教学实训平台。</w:t>
       </w:r>
     </w:p>
     <w:p>
@@ -539,11 +337,39 @@
       <w:r>
         <w:rPr>
           <w:rFonts w:ascii="宋体" w:hAnsi="宋体" w:eastAsia="宋体"/>
+          <w:b/>
+          <w:i w:val="0"/>
+          <w:sz w:val="24"/>
+        </w:rPr>
+        <w:t>图 3-1 StockPulse 系统整体架构图</w:t>
+      </w:r>
+    </w:p>
+    <w:p>
+      <w:pPr>
+        <w:spacing w:line="360" w:lineRule="auto"/>
+      </w:pPr>
+      <w:r>
+        <w:rPr>
+          <w:rFonts w:ascii="宋体" w:hAnsi="宋体" w:eastAsia="宋体"/>
           <w:b w:val="0"/>
           <w:i w:val="0"/>
           <w:sz w:val="24"/>
         </w:rPr>
-        <w:t>作品整体架构为“校级智能体平台（交互与编排）+ StockPulse 量化引擎（数据与研判）+ 大语言模型（解释与呈现）”。智能体基于校级智能体开发平台创作，通过知识库沉淀方法论，通过自定义工具调用 StockPulse 实时 API，最终由大语言模型生成人类可读的研判结论。</w:t>
+        <w:t>（此处插入架构图）</w:t>
+      </w:r>
+    </w:p>
+    <w:p>
+      <w:pPr>
+        <w:spacing w:line="360" w:lineRule="auto"/>
+      </w:pPr>
+      <w:r>
+        <w:rPr>
+          <w:rFonts w:ascii="宋体" w:hAnsi="宋体" w:eastAsia="宋体"/>
+          <w:b w:val="0"/>
+          <w:i w:val="0"/>
+          <w:sz w:val="24"/>
+        </w:rPr>
+        <w:t>本作品整体架构由"校级智能体平台（前端交互）"与"StockPulse 量化引擎（后端计算）"深度耦合而成。核心实现包含以下四个维度：</w:t>
       </w:r>
     </w:p>
     <w:p>
@@ -558,7 +384,7 @@
           <w:i w:val="0"/>
           <w:sz w:val="26"/>
         </w:rPr>
-        <w:t>3.1 提示词设计</w:t>
+        <w:t>3.1 提示词工程与边界约束（Prompt Engineering）</w:t>
       </w:r>
     </w:p>
     <w:p>
@@ -572,13 +398,8 @@
           <w:i w:val="0"/>
           <w:sz w:val="24"/>
         </w:rPr>
-        <w:t>提示词分为三层：</w:t>
+        <w:t>系统设计了多层提示词防御体系，包括：角色约束指令（限定 AI 为严谨的量化研究员）、工具调用指令（保障 API 传参的绝对精准）以及合规拦截指令。通过系统提示词的强约束，实现对"非法荐股""越界操作"的</w:t>
       </w:r>
-    </w:p>
-    <w:p>
-      <w:pPr>
-        <w:spacing w:line="360" w:lineRule="auto"/>
-      </w:pPr>
       <w:r>
         <w:rPr>
           <w:rFonts w:ascii="宋体" w:hAnsi="宋体" w:eastAsia="宋体"/>
@@ -586,13 +407,8 @@
           <w:i w:val="0"/>
           <w:sz w:val="24"/>
         </w:rPr>
-        <w:t>（1）系统提示词（角色与行为约束）</w:t>
+        <w:t>稳定拒绝</w:t>
       </w:r>
-    </w:p>
-    <w:p>
-      <w:pPr>
-        <w:spacing w:line="360" w:lineRule="auto"/>
-      </w:pPr>
       <w:r>
         <w:rPr>
           <w:rFonts w:ascii="宋体" w:hAnsi="宋体" w:eastAsia="宋体"/>
@@ -600,63 +416,7 @@
           <w:i w:val="0"/>
           <w:sz w:val="24"/>
         </w:rPr>
-        <w:t>明确定位智能体为“面向高校科研与教学的金融量化研究助手”，规定五类能力范围与回答规范：先调用工具获取实时数据再作答；所有结论必须引用具体数据点；区分“数据事实”与“模型研判”，概率须标注置信度；涉及涨跌方向时附“仅供科研教学参考，不构成投资建议”免责声明。该层保证智能体行为稳定、边界清晰、不越界给出投资建议。</w:t>
-      </w:r>
-    </w:p>
-    <w:p>
-      <w:pPr>
-        <w:spacing w:line="360" w:lineRule="auto"/>
-      </w:pPr>
-      <w:r>
-        <w:rPr>
-          <w:rFonts w:ascii="宋体" w:hAnsi="宋体" w:eastAsia="宋体"/>
-          <w:b/>
-          <w:i w:val="0"/>
-          <w:sz w:val="24"/>
-        </w:rPr>
-        <w:t>（2）工具调用指令（结构化取数）</w:t>
-      </w:r>
-    </w:p>
-    <w:p>
-      <w:pPr>
-        <w:spacing w:line="360" w:lineRule="auto"/>
-      </w:pPr>
-      <w:r>
-        <w:rPr>
-          <w:rFonts w:ascii="宋体" w:hAnsi="宋体" w:eastAsia="宋体"/>
-          <w:b w:val="0"/>
-          <w:i w:val="0"/>
-          <w:sz w:val="24"/>
-        </w:rPr>
-        <w:t>为每个工具编写精确的自然语言描述与入参 Schema（如 get_market_sentiment、get_next_session_prediction 等），使模型在意图识别后能准确选择并调用正确工具、传入正确参数。</w:t>
-      </w:r>
-    </w:p>
-    <w:p>
-      <w:pPr>
-        <w:spacing w:line="360" w:lineRule="auto"/>
-      </w:pPr>
-      <w:r>
-        <w:rPr>
-          <w:rFonts w:ascii="宋体" w:hAnsi="宋体" w:eastAsia="宋体"/>
-          <w:b/>
-          <w:i w:val="0"/>
-          <w:sz w:val="24"/>
-        </w:rPr>
-        <w:t>（3）研判生成提示词（结论呈现）</w:t>
-      </w:r>
-    </w:p>
-    <w:p>
-      <w:pPr>
-        <w:spacing w:line="360" w:lineRule="auto"/>
-      </w:pPr>
-      <w:r>
-        <w:rPr>
-          <w:rFonts w:ascii="宋体" w:hAnsi="宋体" w:eastAsia="宋体"/>
-          <w:b w:val="0"/>
-          <w:i w:val="0"/>
-          <w:sz w:val="24"/>
-        </w:rPr>
-        <w:t>沿用底层引擎的简报 Prompt 规范：要求用 100-150 字中文生成简洁研判摘要，必须引用至少 2 个具体数据点，不给出投资建议。通过“结构化数据 → 可读结论”的转换，让模型只负责解释已有结论、不直接预测，从而降低幻觉风险。</w:t>
+        <w:t>，并强制触发免责声明。</w:t>
       </w:r>
     </w:p>
     <w:p>
@@ -671,7 +431,7 @@
           <w:i w:val="0"/>
           <w:sz w:val="26"/>
         </w:rPr>
-        <w:t>3.2 知识库搭建</w:t>
+        <w:t>3.2 金融专属 RAG 知识库搭建</w:t>
       </w:r>
     </w:p>
     <w:p>
@@ -685,103 +445,7 @@
           <w:i w:val="0"/>
           <w:sz w:val="24"/>
         </w:rPr>
-        <w:t>知识库承载“方法论与术语”，保证智能体在术语解释与口径说明上的稳定性，共沉淀四类内容：</w:t>
-      </w:r>
-    </w:p>
-    <w:p>
-      <w:pPr>
-        <w:pStyle w:val="ListNumber"/>
-        <w:spacing w:line="360" w:lineRule="auto"/>
-      </w:pPr>
-      <w:r>
-        <w:rPr>
-          <w:rFonts w:ascii="宋体" w:hAnsi="宋体" w:eastAsia="宋体"/>
-          <w:b/>
-          <w:i w:val="0"/>
-          <w:sz w:val="24"/>
-        </w:rPr>
-        <w:t>量化术语表</w:t>
-      </w:r>
-      <w:r>
-        <w:rPr>
-          <w:rFonts w:ascii="宋体" w:hAnsi="宋体" w:eastAsia="宋体"/>
-          <w:b w:val="0"/>
-          <w:i w:val="0"/>
-          <w:sz w:val="24"/>
-        </w:rPr>
-        <w:t>：情绪分、市场宽度、涨跌停、连板梯队、赚钱效应、量能比、主力资金、风险偏好、VIX、板块资金流等定义；</w:t>
-      </w:r>
-    </w:p>
-    <w:p>
-      <w:pPr>
-        <w:pStyle w:val="ListNumber"/>
-        <w:spacing w:line="360" w:lineRule="auto"/>
-      </w:pPr>
-      <w:r>
-        <w:rPr>
-          <w:rFonts w:ascii="宋体" w:hAnsi="宋体" w:eastAsia="宋体"/>
-          <w:b/>
-          <w:i w:val="0"/>
-          <w:sz w:val="24"/>
-        </w:rPr>
-        <w:t>指标方法论</w:t>
-      </w:r>
-      <w:r>
-        <w:rPr>
-          <w:rFonts w:ascii="宋体" w:hAnsi="宋体" w:eastAsia="宋体"/>
-          <w:b w:val="0"/>
-          <w:i w:val="0"/>
-          <w:sz w:val="24"/>
-        </w:rPr>
-        <w:t>：A 股情绪 8 因子及权重、全球情绪 6 因子及权重、次日预测 6 因子规则基线、信号引擎规则；</w:t>
-      </w:r>
-    </w:p>
-    <w:p>
-      <w:pPr>
-        <w:pStyle w:val="ListNumber"/>
-        <w:spacing w:line="360" w:lineRule="auto"/>
-      </w:pPr>
-      <w:r>
-        <w:rPr>
-          <w:rFonts w:ascii="宋体" w:hAnsi="宋体" w:eastAsia="宋体"/>
-          <w:b/>
-          <w:i w:val="0"/>
-          <w:sz w:val="24"/>
-        </w:rPr>
-        <w:t>研判口径与免责</w:t>
-      </w:r>
-      <w:r>
-        <w:rPr>
-          <w:rFonts w:ascii="宋体" w:hAnsi="宋体" w:eastAsia="宋体"/>
-          <w:b w:val="0"/>
-          <w:i w:val="0"/>
-          <w:sz w:val="24"/>
-        </w:rPr>
-        <w:t>：结论引用规范、概率≠确定性、科研教学用途、不构成投资建议；</w:t>
-      </w:r>
-    </w:p>
-    <w:p>
-      <w:pPr>
-        <w:pStyle w:val="ListNumber"/>
-        <w:spacing w:line="360" w:lineRule="auto"/>
-      </w:pPr>
-      <w:r>
-        <w:rPr>
-          <w:rFonts w:ascii="宋体" w:hAnsi="宋体" w:eastAsia="宋体"/>
-          <w:b/>
-          <w:i w:val="0"/>
-          <w:sz w:val="24"/>
-        </w:rPr>
-        <w:t>常见问答 FAQ</w:t>
-      </w:r>
-      <w:r>
-        <w:rPr>
-          <w:rFonts w:ascii="宋体" w:hAnsi="宋体" w:eastAsia="宋体"/>
-          <w:b w:val="0"/>
-          <w:i w:val="0"/>
-          <w:sz w:val="24"/>
-        </w:rPr>
-        <w:t>：典型问题与标准回答，覆盖“情绪分怎么算”“预测依据是什么”“数据多久更新”等。</w:t>
+        <w:t>为防止大模型在金融专业术语上产生"幻觉"，本作品构建了专属的 RAG（检索增强生成）知识库，沉淀了 5 份核心文档：《量化术语表》《指标方法论》（涵盖 A 股 8 因子权重与计算公式）《研判口径与免责》《常见问答 FAQ》《数据来源与边界》。当用户询问"情绪分怎么算"时，系统能通过向量检索精准命中算法公式，并交由大模型解释，确保口径统一。</w:t>
       </w:r>
     </w:p>
     <w:p>
@@ -796,7 +460,7 @@
           <w:i w:val="0"/>
           <w:sz w:val="26"/>
         </w:rPr>
-        <w:t>3.3 工作流逻辑</w:t>
+        <w:t>3.3 复杂意图识别与全链路调度工作流</w:t>
       </w:r>
     </w:p>
     <w:p>
@@ -810,31 +474,7 @@
           <w:i w:val="0"/>
           <w:sz w:val="24"/>
         </w:rPr>
-        <w:t>智能体运行采用五步工作流：</w:t>
-      </w:r>
-    </w:p>
-    <w:p>
-      <w:pPr>
-        <w:spacing w:line="240" w:lineRule="auto"/>
-      </w:pPr>
-      <w:r>
-        <w:rPr>
-          <w:rFonts w:ascii="Consolas" w:hAnsi="Consolas" w:eastAsia="Consolas"/>
-          <w:b w:val="0"/>
-          <w:i w:val="0"/>
-          <w:sz w:val="18"/>
-        </w:rPr>
-        <w:t>用户提问</w:t>
-        <w:br/>
-        <w:t xml:space="preserve">  → ① 意图识别（判定能力域：情绪/宽度/板块/信号/预测/个股/新闻）</w:t>
-        <w:br/>
-        <w:t xml:space="preserve">  → ② 工具调用（命中对应工具，请求 StockPulse 实时 API 获取结构化数据）</w:t>
-        <w:br/>
-        <w:t xml:space="preserve">  → ③ 数据整合（按知识库方法论归一化、取数）</w:t>
-        <w:br/>
-        <w:t xml:space="preserve">  → ④ 研判生成（大语言模型按回答规范生成结论，引用数据点、标注置信度）</w:t>
-        <w:br/>
-        <w:t xml:space="preserve">  → ⑤ 输出（结论 + 数据依据 + 免责声明）</w:t>
+        <w:t>系统打通了完整的 Agent 工作流：用户输入 → 语义解析与意图识别 → Function Calling（自动调取 StockPulse 实时 API）→ 多源数据整合与规则引擎计算 → LLM 解释研判结论 → 前端可视化呈现。实现了从"自然语言"到"结构化数据"再到"自然语言解释"的高效闭环。</w:t>
       </w:r>
     </w:p>
     <w:p>
@@ -844,26 +484,11 @@
       <w:r>
         <w:rPr>
           <w:rFonts w:ascii="宋体" w:hAnsi="宋体" w:eastAsia="宋体"/>
-          <w:b w:val="0"/>
-          <w:i w:val="0"/>
-          <w:sz w:val="24"/>
-        </w:rPr>
-        <w:t>工具背后是 StockPulse 量化引擎，核心包括：</w:t>
-      </w:r>
-    </w:p>
-    <w:p>
-      <w:pPr>
-        <w:pStyle w:val="ListBullet"/>
-        <w:spacing w:line="360" w:lineRule="auto"/>
-      </w:pPr>
-      <w:r>
-        <w:rPr>
-          <w:rFonts w:ascii="宋体" w:hAnsi="宋体" w:eastAsia="宋体"/>
           <w:b/>
           <w:i w:val="0"/>
           <w:sz w:val="24"/>
         </w:rPr>
-        <w:t>市场情绪引擎</w:t>
+        <w:t>数据来源与更新频率</w:t>
       </w:r>
       <w:r>
         <w:rPr>
@@ -872,79 +497,7 @@
           <w:i w:val="0"/>
           <w:sz w:val="24"/>
         </w:rPr>
-        <w:t>：A 股情绪分（市场宽度 15%、涨跌停强度 15%、连板晋级率 15%、成交量能 15%、板块扩散 15%、主力资金 10%、指数趋势 8%、新闻情绪 7%）与全球情绪分（股指风险偏好 25%、VIX 反向 20%、美元强弱反向 15%、黄金避险反向 10%、原油/铜增长预期 10%、全球新闻情绪 20%），每个因子保留原始值、归一化值与权重；</w:t>
-      </w:r>
-    </w:p>
-    <w:p>
-      <w:pPr>
-        <w:pStyle w:val="ListBullet"/>
-        <w:spacing w:line="360" w:lineRule="auto"/>
-      </w:pPr>
-      <w:r>
-        <w:rPr>
-          <w:rFonts w:ascii="宋体" w:hAnsi="宋体" w:eastAsia="宋体"/>
-          <w:b/>
-          <w:i w:val="0"/>
-          <w:sz w:val="24"/>
-        </w:rPr>
-        <w:t>信号引擎</w:t>
-      </w:r>
-      <w:r>
-        <w:rPr>
-          <w:rFonts w:ascii="宋体" w:hAnsi="宋体" w:eastAsia="宋体"/>
-          <w:b w:val="0"/>
-          <w:i w:val="0"/>
-          <w:sz w:val="24"/>
-        </w:rPr>
-        <w:t>：将资金、量价、新闻、公告、异动汇总为机会/风险信号，每条含标题、摘要、证据链、置信度、严重级别；</w:t>
-      </w:r>
-    </w:p>
-    <w:p>
-      <w:pPr>
-        <w:pStyle w:val="ListBullet"/>
-        <w:spacing w:line="360" w:lineRule="auto"/>
-      </w:pPr>
-      <w:r>
-        <w:rPr>
-          <w:rFonts w:ascii="宋体" w:hAnsi="宋体" w:eastAsia="宋体"/>
-          <w:b/>
-          <w:i w:val="0"/>
-          <w:sz w:val="24"/>
-        </w:rPr>
-        <w:t>次日预测引擎</w:t>
-      </w:r>
-      <w:r>
-        <w:rPr>
-          <w:rFonts w:ascii="宋体" w:hAnsi="宋体" w:eastAsia="宋体"/>
-          <w:b w:val="0"/>
-          <w:i w:val="0"/>
-          <w:sz w:val="24"/>
-        </w:rPr>
-        <w:t>：规则基线（情绪 35% + 量能 20% + 全球风险 15% + 主力资金 15% + 涨跌停比 10% + 指数趋势 5%），输出涨/平/跌概率与置信度；</w:t>
-      </w:r>
-    </w:p>
-    <w:p>
-      <w:pPr>
-        <w:pStyle w:val="ListBullet"/>
-        <w:spacing w:line="360" w:lineRule="auto"/>
-      </w:pPr>
-      <w:r>
-        <w:rPr>
-          <w:rFonts w:ascii="宋体" w:hAnsi="宋体" w:eastAsia="宋体"/>
-          <w:b/>
-          <w:i w:val="0"/>
-          <w:sz w:val="24"/>
-        </w:rPr>
-        <w:t>数据底座</w:t>
-      </w:r>
-      <w:r>
-        <w:rPr>
-          <w:rFonts w:ascii="宋体" w:hAnsi="宋体" w:eastAsia="宋体"/>
-          <w:b w:val="0"/>
-          <w:i w:val="0"/>
-          <w:sz w:val="24"/>
-        </w:rPr>
-        <w:t>：新浪、东方财富等公开数据源的实时行情、资金流、板块、新闻采集，结构化入库。</w:t>
+        <w:t>：行情来自新浪（主）、腾讯（备）双源，资金流与板块来自东方财富，新闻来自新浪 7×24 与 RSS 网关。行情采集每 30 秒一轮（盘中），资金流/板块/新闻任务 15–30 秒，盘后自动降频。</w:t>
       </w:r>
     </w:p>
     <w:p>
@@ -959,538 +512,11 @@
           <w:i w:val="0"/>
           <w:sz w:val="26"/>
         </w:rPr>
-        <w:t>3.4 数据来源与质量边界</w:t>
-      </w:r>
-    </w:p>
-    <w:tbl>
-      <w:tblPr>
-        <w:tblStyle w:val="TableGrid"/>
-        <w:tblW w:type="auto" w:w="0"/>
-        <w:tblLook w:firstColumn="1" w:firstRow="1" w:lastColumn="0" w:lastRow="0" w:noHBand="0" w:noVBand="1" w:val="04A0"/>
-      </w:tblPr>
-      <w:tblGrid>
-        <w:gridCol w:w="2160"/>
-        <w:gridCol w:w="2160"/>
-        <w:gridCol w:w="2160"/>
-        <w:gridCol w:w="2160"/>
-      </w:tblGrid>
-      <w:tr>
-        <w:tc>
-          <w:tcPr>
-            <w:tcW w:type="dxa" w:w="2160"/>
-          </w:tcPr>
-          <w:p>
-            <w:r/>
-            <w:r>
-              <w:rPr>
-                <w:rFonts w:ascii="宋体" w:hAnsi="宋体" w:eastAsia="宋体"/>
-                <w:b/>
-                <w:i w:val="0"/>
-                <w:sz w:val="21"/>
-              </w:rPr>
-              <w:t>数据</w:t>
-            </w:r>
-          </w:p>
-        </w:tc>
-        <w:tc>
-          <w:tcPr>
-            <w:tcW w:type="dxa" w:w="2160"/>
-          </w:tcPr>
-          <w:p>
-            <w:r/>
-            <w:r>
-              <w:rPr>
-                <w:rFonts w:ascii="宋体" w:hAnsi="宋体" w:eastAsia="宋体"/>
-                <w:b/>
-                <w:i w:val="0"/>
-                <w:sz w:val="21"/>
-              </w:rPr>
-              <w:t>来源</w:t>
-            </w:r>
-          </w:p>
-        </w:tc>
-        <w:tc>
-          <w:tcPr>
-            <w:tcW w:type="dxa" w:w="2160"/>
-          </w:tcPr>
-          <w:p>
-            <w:r/>
-            <w:r>
-              <w:rPr>
-                <w:rFonts w:ascii="宋体" w:hAnsi="宋体" w:eastAsia="宋体"/>
-                <w:b/>
-                <w:i w:val="0"/>
-                <w:sz w:val="21"/>
-              </w:rPr>
-              <w:t>更新频率</w:t>
-            </w:r>
-          </w:p>
-        </w:tc>
-        <w:tc>
-          <w:tcPr>
-            <w:tcW w:type="dxa" w:w="2160"/>
-          </w:tcPr>
-          <w:p>
-            <w:r/>
-            <w:r>
-              <w:rPr>
-                <w:rFonts w:ascii="宋体" w:hAnsi="宋体" w:eastAsia="宋体"/>
-                <w:b/>
-                <w:i w:val="0"/>
-                <w:sz w:val="21"/>
-              </w:rPr>
-              <w:t>口径说明</w:t>
-            </w:r>
-          </w:p>
-        </w:tc>
-      </w:tr>
-      <w:tr>
-        <w:tc>
-          <w:tcPr>
-            <w:tcW w:type="dxa" w:w="2160"/>
-          </w:tcPr>
-          <w:p>
-            <w:r/>
-            <w:r>
-              <w:rPr>
-                <w:rFonts w:ascii="宋体" w:hAnsi="宋体" w:eastAsia="宋体"/>
-                <w:b w:val="0"/>
-                <w:i w:val="0"/>
-                <w:sz w:val="21"/>
-              </w:rPr>
-              <w:t>A股行情（价格/成交量/成交额）</w:t>
-            </w:r>
-          </w:p>
-        </w:tc>
-        <w:tc>
-          <w:tcPr>
-            <w:tcW w:type="dxa" w:w="2160"/>
-          </w:tcPr>
-          <w:p>
-            <w:r/>
-            <w:r>
-              <w:rPr>
-                <w:rFonts w:ascii="宋体" w:hAnsi="宋体" w:eastAsia="宋体"/>
-                <w:b w:val="0"/>
-                <w:i w:val="0"/>
-                <w:sz w:val="21"/>
-              </w:rPr>
-              <w:t>新浪 hq.sinajs.cn（主）、腾讯 qt.gtimg.cn（备）</w:t>
-            </w:r>
-          </w:p>
-        </w:tc>
-        <w:tc>
-          <w:tcPr>
-            <w:tcW w:type="dxa" w:w="2160"/>
-          </w:tcPr>
-          <w:p>
-            <w:r/>
-            <w:r>
-              <w:rPr>
-                <w:rFonts w:ascii="宋体" w:hAnsi="宋体" w:eastAsia="宋体"/>
-                <w:b w:val="0"/>
-                <w:i w:val="0"/>
-                <w:sz w:val="21"/>
-              </w:rPr>
-              <w:t>约 60-90 秒</w:t>
-            </w:r>
-          </w:p>
-        </w:tc>
-        <w:tc>
-          <w:tcPr>
-            <w:tcW w:type="dxa" w:w="2160"/>
-          </w:tcPr>
-          <w:p>
-            <w:r/>
-            <w:r>
-              <w:rPr>
-                <w:rFonts w:ascii="宋体" w:hAnsi="宋体" w:eastAsia="宋体"/>
-                <w:b w:val="0"/>
-                <w:i w:val="0"/>
-                <w:sz w:val="21"/>
-              </w:rPr>
-              <w:t>成交量统一为"手"；成交额单位"元"</w:t>
-            </w:r>
-          </w:p>
-        </w:tc>
-      </w:tr>
-      <w:tr>
-        <w:tc>
-          <w:tcPr>
-            <w:tcW w:type="dxa" w:w="2160"/>
-          </w:tcPr>
-          <w:p>
-            <w:r/>
-            <w:r>
-              <w:rPr>
-                <w:rFonts w:ascii="宋体" w:hAnsi="宋体" w:eastAsia="宋体"/>
-                <w:b w:val="0"/>
-                <w:i w:val="0"/>
-                <w:sz w:val="21"/>
-              </w:rPr>
-              <w:t>换手率</w:t>
-            </w:r>
-          </w:p>
-        </w:tc>
-        <w:tc>
-          <w:tcPr>
-            <w:tcW w:type="dxa" w:w="2160"/>
-          </w:tcPr>
-          <w:p>
-            <w:r/>
-            <w:r>
-              <w:rPr>
-                <w:rFonts w:ascii="宋体" w:hAnsi="宋体" w:eastAsia="宋体"/>
-                <w:b w:val="0"/>
-                <w:i w:val="0"/>
-                <w:sz w:val="21"/>
-              </w:rPr>
-              <w:t>成交量(股) / 流通股本 × 100</w:t>
-            </w:r>
-          </w:p>
-        </w:tc>
-        <w:tc>
-          <w:tcPr>
-            <w:tcW w:type="dxa" w:w="2160"/>
-          </w:tcPr>
-          <w:p>
-            <w:r/>
-            <w:r>
-              <w:rPr>
-                <w:rFonts w:ascii="宋体" w:hAnsi="宋体" w:eastAsia="宋体"/>
-                <w:b w:val="0"/>
-                <w:i w:val="0"/>
-                <w:sz w:val="21"/>
-              </w:rPr>
-              <w:t>同行情</w:t>
-            </w:r>
-          </w:p>
-        </w:tc>
-        <w:tc>
-          <w:tcPr>
-            <w:tcW w:type="dxa" w:w="2160"/>
-          </w:tcPr>
-          <w:p>
-            <w:r/>
-            <w:r>
-              <w:rPr>
-                <w:rFonts w:ascii="宋体" w:hAnsi="宋体" w:eastAsia="宋体"/>
-                <w:b w:val="0"/>
-                <w:i w:val="0"/>
-                <w:sz w:val="21"/>
-              </w:rPr>
-              <w:t>流通股本由腾讯"流通市值/现价"反推</w:t>
-            </w:r>
-          </w:p>
-        </w:tc>
-      </w:tr>
-      <w:tr>
-        <w:tc>
-          <w:tcPr>
-            <w:tcW w:type="dxa" w:w="2160"/>
-          </w:tcPr>
-          <w:p>
-            <w:r/>
-            <w:r>
-              <w:rPr>
-                <w:rFonts w:ascii="宋体" w:hAnsi="宋体" w:eastAsia="宋体"/>
-                <w:b w:val="0"/>
-                <w:i w:val="0"/>
-                <w:sz w:val="21"/>
-              </w:rPr>
-              <w:t>板块资金流</w:t>
-            </w:r>
-          </w:p>
-        </w:tc>
-        <w:tc>
-          <w:tcPr>
-            <w:tcW w:type="dxa" w:w="2160"/>
-          </w:tcPr>
-          <w:p>
-            <w:r/>
-            <w:r>
-              <w:rPr>
-                <w:rFonts w:ascii="宋体" w:hAnsi="宋体" w:eastAsia="宋体"/>
-                <w:b w:val="0"/>
-                <w:i w:val="0"/>
-                <w:sz w:val="21"/>
-              </w:rPr>
-              <w:t>东方财富 push2delay</w:t>
-            </w:r>
-          </w:p>
-        </w:tc>
-        <w:tc>
-          <w:tcPr>
-            <w:tcW w:type="dxa" w:w="2160"/>
-          </w:tcPr>
-          <w:p>
-            <w:r/>
-            <w:r>
-              <w:rPr>
-                <w:rFonts w:ascii="宋体" w:hAnsi="宋体" w:eastAsia="宋体"/>
-                <w:b w:val="0"/>
-                <w:i w:val="0"/>
-                <w:sz w:val="21"/>
-              </w:rPr>
-              <w:t>约 120 秒</w:t>
-            </w:r>
-          </w:p>
-        </w:tc>
-        <w:tc>
-          <w:tcPr>
-            <w:tcW w:type="dxa" w:w="2160"/>
-          </w:tcPr>
-          <w:p>
-            <w:r/>
-            <w:r>
-              <w:rPr>
-                <w:rFonts w:ascii="宋体" w:hAnsi="宋体" w:eastAsia="宋体"/>
-                <w:b w:val="0"/>
-                <w:i w:val="0"/>
-                <w:sz w:val="21"/>
-              </w:rPr>
-              <w:t>主力净流入单位"元"</w:t>
-            </w:r>
-          </w:p>
-        </w:tc>
-      </w:tr>
-      <w:tr>
-        <w:tc>
-          <w:tcPr>
-            <w:tcW w:type="dxa" w:w="2160"/>
-          </w:tcPr>
-          <w:p>
-            <w:r/>
-            <w:r>
-              <w:rPr>
-                <w:rFonts w:ascii="宋体" w:hAnsi="宋体" w:eastAsia="宋体"/>
-                <w:b w:val="0"/>
-                <w:i w:val="0"/>
-                <w:sz w:val="21"/>
-              </w:rPr>
-              <w:t>全球指数/商品/外汇</w:t>
-            </w:r>
-          </w:p>
-        </w:tc>
-        <w:tc>
-          <w:tcPr>
-            <w:tcW w:type="dxa" w:w="2160"/>
-          </w:tcPr>
-          <w:p>
-            <w:r/>
-            <w:r>
-              <w:rPr>
-                <w:rFonts w:ascii="宋体" w:hAnsi="宋体" w:eastAsia="宋体"/>
-                <w:b w:val="0"/>
-                <w:i w:val="0"/>
-                <w:sz w:val="21"/>
-              </w:rPr>
-              <w:t>东方财富 ulist + 新浪外汇</w:t>
-            </w:r>
-          </w:p>
-        </w:tc>
-        <w:tc>
-          <w:tcPr>
-            <w:tcW w:type="dxa" w:w="2160"/>
-          </w:tcPr>
-          <w:p>
-            <w:r/>
-            <w:r>
-              <w:rPr>
-                <w:rFonts w:ascii="宋体" w:hAnsi="宋体" w:eastAsia="宋体"/>
-                <w:b w:val="0"/>
-                <w:i w:val="0"/>
-                <w:sz w:val="21"/>
-              </w:rPr>
-              <w:t>约 60 秒</w:t>
-            </w:r>
-          </w:p>
-        </w:tc>
-        <w:tc>
-          <w:tcPr>
-            <w:tcW w:type="dxa" w:w="2160"/>
-          </w:tcPr>
-          <w:p>
-            <w:r/>
-            <w:r>
-              <w:rPr>
-                <w:rFonts w:ascii="宋体" w:hAnsi="宋体" w:eastAsia="宋体"/>
-                <w:b w:val="0"/>
-                <w:i w:val="0"/>
-                <w:sz w:val="21"/>
-              </w:rPr>
-              <w:t>写入 market_quote_snapshot</w:t>
-            </w:r>
-          </w:p>
-        </w:tc>
-      </w:tr>
-      <w:tr>
-        <w:tc>
-          <w:tcPr>
-            <w:tcW w:type="dxa" w:w="2160"/>
-          </w:tcPr>
-          <w:p>
-            <w:r/>
-            <w:r>
-              <w:rPr>
-                <w:rFonts w:ascii="宋体" w:hAnsi="宋体" w:eastAsia="宋体"/>
-                <w:b w:val="0"/>
-                <w:i w:val="0"/>
-                <w:sz w:val="21"/>
-              </w:rPr>
-              <w:t>新闻</w:t>
-            </w:r>
-          </w:p>
-        </w:tc>
-        <w:tc>
-          <w:tcPr>
-            <w:tcW w:type="dxa" w:w="2160"/>
-          </w:tcPr>
-          <w:p>
-            <w:r/>
-            <w:r>
-              <w:rPr>
-                <w:rFonts w:ascii="宋体" w:hAnsi="宋体" w:eastAsia="宋体"/>
-                <w:b w:val="0"/>
-                <w:i w:val="0"/>
-                <w:sz w:val="21"/>
-              </w:rPr>
-              <w:t>新浪 7×24 + RSS 网关</w:t>
-            </w:r>
-          </w:p>
-        </w:tc>
-        <w:tc>
-          <w:tcPr>
-            <w:tcW w:type="dxa" w:w="2160"/>
-          </w:tcPr>
-          <w:p>
-            <w:r/>
-            <w:r>
-              <w:rPr>
-                <w:rFonts w:ascii="宋体" w:hAnsi="宋体" w:eastAsia="宋体"/>
-                <w:b w:val="0"/>
-                <w:i w:val="0"/>
-                <w:sz w:val="21"/>
-              </w:rPr>
-              <w:t>30-300 秒</w:t>
-            </w:r>
-          </w:p>
-        </w:tc>
-        <w:tc>
-          <w:tcPr>
-            <w:tcW w:type="dxa" w:w="2160"/>
-          </w:tcPr>
-          <w:p>
-            <w:r/>
-            <w:r>
-              <w:rPr>
-                <w:rFonts w:ascii="宋体" w:hAnsi="宋体" w:eastAsia="宋体"/>
-                <w:b w:val="0"/>
-                <w:i w:val="0"/>
-                <w:sz w:val="21"/>
-              </w:rPr>
-              <w:t>境外源受网络环境限制</w:t>
-            </w:r>
-          </w:p>
-        </w:tc>
-      </w:tr>
-      <w:tr>
-        <w:tc>
-          <w:tcPr>
-            <w:tcW w:type="dxa" w:w="2160"/>
-          </w:tcPr>
-          <w:p>
-            <w:r/>
-            <w:r>
-              <w:rPr>
-                <w:rFonts w:ascii="宋体" w:hAnsi="宋体" w:eastAsia="宋体"/>
-                <w:b w:val="0"/>
-                <w:i w:val="0"/>
-                <w:sz w:val="21"/>
-              </w:rPr>
-              <w:t>情绪/信号/预测</w:t>
-            </w:r>
-          </w:p>
-        </w:tc>
-        <w:tc>
-          <w:tcPr>
-            <w:tcW w:type="dxa" w:w="2160"/>
-          </w:tcPr>
-          <w:p>
-            <w:r/>
-            <w:r>
-              <w:rPr>
-                <w:rFonts w:ascii="宋体" w:hAnsi="宋体" w:eastAsia="宋体"/>
-                <w:b w:val="0"/>
-                <w:i w:val="0"/>
-                <w:sz w:val="21"/>
-              </w:rPr>
-              <w:t>6stockPulse 引擎计算</w:t>
-            </w:r>
-          </w:p>
-        </w:tc>
-        <w:tc>
-          <w:tcPr>
-            <w:tcW w:type="dxa" w:w="2160"/>
-          </w:tcPr>
-          <w:p>
-            <w:r/>
-            <w:r>
-              <w:rPr>
-                <w:rFonts w:ascii="宋体" w:hAnsi="宋体" w:eastAsia="宋体"/>
-                <w:b w:val="0"/>
-                <w:i w:val="0"/>
-                <w:sz w:val="21"/>
-              </w:rPr>
-              <w:t>60-300 秒</w:t>
-            </w:r>
-          </w:p>
-        </w:tc>
-        <w:tc>
-          <w:tcPr>
-            <w:tcW w:type="dxa" w:w="2160"/>
-          </w:tcPr>
-          <w:p>
-            <w:r/>
-            <w:r>
-              <w:rPr>
-                <w:rFonts w:ascii="宋体" w:hAnsi="宋体" w:eastAsia="宋体"/>
-                <w:b w:val="0"/>
-                <w:i w:val="0"/>
-                <w:sz w:val="21"/>
-              </w:rPr>
-              <w:t>规则基线、因子可溯源</w:t>
-            </w:r>
-          </w:p>
-        </w:tc>
-      </w:tr>
-    </w:tbl>
-    <w:p>
-      <w:pPr>
-        <w:spacing w:line="360" w:lineRule="auto"/>
-      </w:pPr>
-      <w:r>
-        <w:rPr>
-          <w:rFonts w:ascii="宋体" w:hAnsi="宋体" w:eastAsia="宋体"/>
-          <w:b/>
-          <w:i w:val="0"/>
-          <w:sz w:val="24"/>
-        </w:rPr>
-        <w:t>已知局限</w:t>
-      </w:r>
-      <w:r>
-        <w:rPr>
-          <w:rFonts w:ascii="宋体" w:hAnsi="宋体" w:eastAsia="宋体"/>
-          <w:b w:val="0"/>
-          <w:i w:val="0"/>
-          <w:sz w:val="24"/>
-        </w:rPr>
-        <w:t>：</w:t>
+        <w:t>3.4 双引擎驱动的量化核心</w:t>
       </w:r>
     </w:p>
     <w:p>
       <w:pPr>
-        <w:pStyle w:val="ListNumber"/>
         <w:spacing w:line="360" w:lineRule="auto"/>
       </w:pPr>
       <w:r>
@@ -1500,73 +526,8 @@
           <w:i w:val="0"/>
           <w:sz w:val="24"/>
         </w:rPr>
-        <w:t>行情为近实时快照（非逐笔/Level-2），午休与盘后不更新；</w:t>
+        <w:t>系统底层摆脱了对大模型预测的依赖，采用规则引擎进行严谨计算：市场情绪引擎（A 股 8 因子加权，展示原始值、归一化值与权重）、信号引擎（捕捉机会/风险信号，附置信度与严重级别）、次日预测引擎（基于规则基线输出涨/平/跌概率，并输出各因子</w:t>
       </w:r>
-    </w:p>
-    <w:p>
-      <w:pPr>
-        <w:pStyle w:val="ListNumber"/>
-        <w:spacing w:line="360" w:lineRule="auto"/>
-      </w:pPr>
-      <w:r>
-        <w:rPr>
-          <w:rFonts w:ascii="宋体" w:hAnsi="宋体" w:eastAsia="宋体"/>
-          <w:b w:val="0"/>
-          <w:i w:val="0"/>
-          <w:sz w:val="24"/>
-        </w:rPr>
-        <w:t>主力资金为东财口径"主力净流入"（超大单+大单），已按 DISTINCT ON (stock_code) 去重，避免同一股票多次采集被重复累加；</w:t>
-      </w:r>
-    </w:p>
-    <w:p>
-      <w:pPr>
-        <w:pStyle w:val="ListNumber"/>
-        <w:spacing w:line="360" w:lineRule="auto"/>
-      </w:pPr>
-      <w:r>
-        <w:rPr>
-          <w:rFonts w:ascii="宋体" w:hAnsi="宋体" w:eastAsia="宋体"/>
-          <w:b w:val="0"/>
-          <w:i w:val="0"/>
-          <w:sz w:val="24"/>
-        </w:rPr>
-        <w:t>换手率为估算值（成交量/流通股本），与交易所口径可能存在小幅差异；</w:t>
-      </w:r>
-    </w:p>
-    <w:p>
-      <w:pPr>
-        <w:pStyle w:val="ListNumber"/>
-        <w:spacing w:line="360" w:lineRule="auto"/>
-      </w:pPr>
-      <w:r>
-        <w:rPr>
-          <w:rFonts w:ascii="宋体" w:hAnsi="宋体" w:eastAsia="宋体"/>
-          <w:b w:val="0"/>
-          <w:i w:val="0"/>
-          <w:sz w:val="24"/>
-        </w:rPr>
-        <w:t>全球指数部分源存在延迟/过期，界面标注 stale；</w:t>
-      </w:r>
-    </w:p>
-    <w:p>
-      <w:pPr>
-        <w:pStyle w:val="ListNumber"/>
-        <w:spacing w:line="360" w:lineRule="auto"/>
-      </w:pPr>
-      <w:r>
-        <w:rPr>
-          <w:rFonts w:ascii="宋体" w:hAnsi="宋体" w:eastAsia="宋体"/>
-          <w:b w:val="0"/>
-          <w:i w:val="0"/>
-          <w:sz w:val="24"/>
-        </w:rPr>
-        <w:t>新闻情绪为算法评分，境外源受网络环境限制。</w:t>
-      </w:r>
-    </w:p>
-    <w:p>
-      <w:pPr>
-        <w:spacing w:line="360" w:lineRule="auto"/>
-      </w:pPr>
       <w:r>
         <w:rPr>
           <w:rFonts w:ascii="宋体" w:hAnsi="宋体" w:eastAsia="宋体"/>
@@ -1574,7 +535,7 @@
           <w:i w:val="0"/>
           <w:sz w:val="24"/>
         </w:rPr>
-        <w:t>数据质量校验</w:t>
+        <w:t>边际贡献</w:t>
       </w:r>
       <w:r>
         <w:rPr>
@@ -1583,7 +544,7 @@
           <w:i w:val="0"/>
           <w:sz w:val="24"/>
         </w:rPr>
-        <w:t>：scripts/data_quality_check.py 提供恒等校验（换手率 vs 成交额/流通市值）、资金量级阈值（&gt;2000 亿告警）、时间戳新鲜度检查。</w:t>
+        <w:t>）。大模型仅负责将结构化结果转化为人类可读的研判文本，从架构上杜绝金融预测的幻觉风险。</w:t>
       </w:r>
     </w:p>
     <w:p>
@@ -1618,6 +579,39 @@
     <w:p>
       <w:pPr>
         <w:spacing w:line="360" w:lineRule="auto"/>
+        <w:ind w:left="567"/>
+      </w:pPr>
+      <w:r>
+        <w:rPr>
+          <w:rFonts w:ascii="宋体" w:hAnsi="宋体" w:eastAsia="宋体"/>
+          <w:b w:val="0"/>
+          <w:i/>
+          <w:sz w:val="24"/>
+        </w:rPr>
+        <w:t xml:space="preserve">说明：以下截图均为 </w:t>
+      </w:r>
+      <w:r>
+        <w:rPr>
+          <w:rFonts w:ascii="宋体" w:hAnsi="宋体" w:eastAsia="宋体"/>
+          <w:b/>
+          <w:i/>
+          <w:sz w:val="24"/>
+        </w:rPr>
+        <w:t>2026-10-20 收盘后</w:t>
+      </w:r>
+      <w:r>
+        <w:rPr>
+          <w:rFonts w:ascii="宋体" w:hAnsi="宋体" w:eastAsia="宋体"/>
+          <w:b w:val="0"/>
+          <w:i/>
+          <w:sz w:val="24"/>
+        </w:rPr>
+        <w:t>的真实交互（非交易时段数据为当日收盘快照，系统会如实标注）。</w:t>
+      </w:r>
+    </w:p>
+    <w:p>
+      <w:pPr>
+        <w:spacing w:line="360" w:lineRule="auto"/>
       </w:pPr>
       <w:r>
         <w:rPr>
@@ -1626,442 +620,93 @@
           <w:i w:val="0"/>
           <w:sz w:val="24"/>
         </w:rPr>
-        <w:t>（截图见附件，按以下场景逐一提供“提问 + 回答”截图）</w:t>
+        <w:t>为验证 StockPulse 智能体的实际业务能力，本次设计 5 个核心业务场景与 1 个稳健边界测试场景，覆盖 A 股市场情绪研判、市场宽度与板块资金流分析、市场机会风险识别、大盘次日方向研判、个股行情分析；同时针对非交易时段、知识库查询、非法荐股越界请求开展鲁棒性测试。每个场景均向智能体输入真实业务提问，并截取真实交互界面作为效果凭证。</w:t>
       </w:r>
     </w:p>
-    <w:tbl>
-      <w:tblPr>
-        <w:tblStyle w:val="TableGrid"/>
-        <w:tblW w:type="auto" w:w="0"/>
-        <w:tblLook w:firstColumn="1" w:firstRow="1" w:lastColumn="0" w:lastRow="0" w:noHBand="0" w:noVBand="1" w:val="04A0"/>
-      </w:tblPr>
-      <w:tblGrid>
-        <w:gridCol w:w="2160"/>
-        <w:gridCol w:w="2160"/>
-        <w:gridCol w:w="2160"/>
-        <w:gridCol w:w="2160"/>
-      </w:tblGrid>
-      <w:tr>
-        <w:tc>
-          <w:tcPr>
-            <w:tcW w:type="dxa" w:w="2160"/>
-          </w:tcPr>
-          <w:p>
-            <w:r/>
-            <w:r>
-              <w:rPr>
-                <w:rFonts w:ascii="宋体" w:hAnsi="宋体" w:eastAsia="宋体"/>
-                <w:b/>
-                <w:i w:val="0"/>
-                <w:sz w:val="21"/>
-              </w:rPr>
-              <w:t>序号</w:t>
-            </w:r>
-          </w:p>
-        </w:tc>
-        <w:tc>
-          <w:tcPr>
-            <w:tcW w:type="dxa" w:w="2160"/>
-          </w:tcPr>
-          <w:p>
-            <w:r/>
-            <w:r>
-              <w:rPr>
-                <w:rFonts w:ascii="宋体" w:hAnsi="宋体" w:eastAsia="宋体"/>
-                <w:b/>
-                <w:i w:val="0"/>
-                <w:sz w:val="21"/>
-              </w:rPr>
-              <w:t>核心提问</w:t>
-            </w:r>
-          </w:p>
-        </w:tc>
-        <w:tc>
-          <w:tcPr>
-            <w:tcW w:type="dxa" w:w="2160"/>
-          </w:tcPr>
-          <w:p>
-            <w:r/>
-            <w:r>
-              <w:rPr>
-                <w:rFonts w:ascii="宋体" w:hAnsi="宋体" w:eastAsia="宋体"/>
-                <w:b/>
-                <w:i w:val="0"/>
-                <w:sz w:val="21"/>
-              </w:rPr>
-              <w:t>对应能力</w:t>
-            </w:r>
-          </w:p>
-        </w:tc>
-        <w:tc>
-          <w:tcPr>
-            <w:tcW w:type="dxa" w:w="2160"/>
-          </w:tcPr>
-          <w:p>
-            <w:r/>
-            <w:r>
-              <w:rPr>
-                <w:rFonts w:ascii="宋体" w:hAnsi="宋体" w:eastAsia="宋体"/>
-                <w:b/>
-                <w:i w:val="0"/>
-                <w:sz w:val="21"/>
-              </w:rPr>
-              <w:t>关键输出</w:t>
-            </w:r>
-          </w:p>
-        </w:tc>
-      </w:tr>
-      <w:tr>
-        <w:tc>
-          <w:tcPr>
-            <w:tcW w:type="dxa" w:w="2160"/>
-          </w:tcPr>
-          <w:p>
-            <w:r/>
-            <w:r>
-              <w:rPr>
-                <w:rFonts w:ascii="宋体" w:hAnsi="宋体" w:eastAsia="宋体"/>
-                <w:b w:val="0"/>
-                <w:i w:val="0"/>
-                <w:sz w:val="21"/>
-              </w:rPr>
-              <w:t>1</w:t>
-            </w:r>
-          </w:p>
-        </w:tc>
-        <w:tc>
-          <w:tcPr>
-            <w:tcW w:type="dxa" w:w="2160"/>
-          </w:tcPr>
-          <w:p>
-            <w:r/>
-            <w:r>
-              <w:rPr>
-                <w:rFonts w:ascii="宋体" w:hAnsi="宋体" w:eastAsia="宋体"/>
-                <w:b w:val="0"/>
-                <w:i w:val="0"/>
-                <w:sz w:val="21"/>
-              </w:rPr>
-              <w:t>今天 A 股市场情绪怎么样？</w:t>
-            </w:r>
-          </w:p>
-        </w:tc>
-        <w:tc>
-          <w:tcPr>
-            <w:tcW w:type="dxa" w:w="2160"/>
-          </w:tcPr>
-          <w:p>
-            <w:r/>
-            <w:r>
-              <w:rPr>
-                <w:rFonts w:ascii="宋体" w:hAnsi="宋体" w:eastAsia="宋体"/>
-                <w:b w:val="0"/>
-                <w:i w:val="0"/>
-                <w:sz w:val="21"/>
-              </w:rPr>
-              <w:t>市场情绪研判</w:t>
-            </w:r>
-          </w:p>
-        </w:tc>
-        <w:tc>
-          <w:tcPr>
-            <w:tcW w:type="dxa" w:w="2160"/>
-          </w:tcPr>
-          <w:p>
-            <w:r/>
-            <w:r>
-              <w:rPr>
-                <w:rFonts w:ascii="宋体" w:hAnsi="宋体" w:eastAsia="宋体"/>
-                <w:b w:val="0"/>
-                <w:i w:val="0"/>
-                <w:sz w:val="21"/>
-              </w:rPr>
-              <w:t>情绪分 + 因子贡献表</w:t>
-            </w:r>
-          </w:p>
-        </w:tc>
-      </w:tr>
-      <w:tr>
-        <w:tc>
-          <w:tcPr>
-            <w:tcW w:type="dxa" w:w="2160"/>
-          </w:tcPr>
-          <w:p>
-            <w:r/>
-            <w:r>
-              <w:rPr>
-                <w:rFonts w:ascii="宋体" w:hAnsi="宋体" w:eastAsia="宋体"/>
-                <w:b w:val="0"/>
-                <w:i w:val="0"/>
-                <w:sz w:val="21"/>
-              </w:rPr>
-              <w:t>2</w:t>
-            </w:r>
-          </w:p>
-        </w:tc>
-        <w:tc>
-          <w:tcPr>
-            <w:tcW w:type="dxa" w:w="2160"/>
-          </w:tcPr>
-          <w:p>
-            <w:r/>
-            <w:r>
-              <w:rPr>
-                <w:rFonts w:ascii="宋体" w:hAnsi="宋体" w:eastAsia="宋体"/>
-                <w:b w:val="0"/>
-                <w:i w:val="0"/>
-                <w:sz w:val="21"/>
-              </w:rPr>
-              <w:t>今天市场涨跌怎么样？哪些板块在涨、资金流向哪里？</w:t>
-            </w:r>
-          </w:p>
-        </w:tc>
-        <w:tc>
-          <w:tcPr>
-            <w:tcW w:type="dxa" w:w="2160"/>
-          </w:tcPr>
-          <w:p>
-            <w:r/>
-            <w:r>
-              <w:rPr>
-                <w:rFonts w:ascii="宋体" w:hAnsi="宋体" w:eastAsia="宋体"/>
-                <w:b w:val="0"/>
-                <w:i w:val="0"/>
-                <w:sz w:val="21"/>
-              </w:rPr>
-              <w:t>市场宽度与板块</w:t>
-            </w:r>
-          </w:p>
-        </w:tc>
-        <w:tc>
-          <w:tcPr>
-            <w:tcW w:type="dxa" w:w="2160"/>
-          </w:tcPr>
-          <w:p>
-            <w:r/>
-            <w:r>
-              <w:rPr>
-                <w:rFonts w:ascii="宋体" w:hAnsi="宋体" w:eastAsia="宋体"/>
-                <w:b w:val="0"/>
-                <w:i w:val="0"/>
-                <w:sz w:val="21"/>
-              </w:rPr>
-              <w:t>涨跌家数、板块资金流排行</w:t>
-            </w:r>
-          </w:p>
-        </w:tc>
-      </w:tr>
-      <w:tr>
-        <w:tc>
-          <w:tcPr>
-            <w:tcW w:type="dxa" w:w="2160"/>
-          </w:tcPr>
-          <w:p>
-            <w:r/>
-            <w:r>
-              <w:rPr>
-                <w:rFonts w:ascii="宋体" w:hAnsi="宋体" w:eastAsia="宋体"/>
-                <w:b w:val="0"/>
-                <w:i w:val="0"/>
-                <w:sz w:val="21"/>
-              </w:rPr>
-              <w:t>3</w:t>
-            </w:r>
-          </w:p>
-        </w:tc>
-        <w:tc>
-          <w:tcPr>
-            <w:tcW w:type="dxa" w:w="2160"/>
-          </w:tcPr>
-          <w:p>
-            <w:r/>
-            <w:r>
-              <w:rPr>
-                <w:rFonts w:ascii="宋体" w:hAnsi="宋体" w:eastAsia="宋体"/>
-                <w:b w:val="0"/>
-                <w:i w:val="0"/>
-                <w:sz w:val="21"/>
-              </w:rPr>
-              <w:t>当前有哪些值得关注的机会和风险？</w:t>
-            </w:r>
-          </w:p>
-        </w:tc>
-        <w:tc>
-          <w:tcPr>
-            <w:tcW w:type="dxa" w:w="2160"/>
-          </w:tcPr>
-          <w:p>
-            <w:r/>
-            <w:r>
-              <w:rPr>
-                <w:rFonts w:ascii="宋体" w:hAnsi="宋体" w:eastAsia="宋体"/>
-                <w:b w:val="0"/>
-                <w:i w:val="0"/>
-                <w:sz w:val="21"/>
-              </w:rPr>
-              <w:t>机会/风险信号</w:t>
-            </w:r>
-          </w:p>
-        </w:tc>
-        <w:tc>
-          <w:tcPr>
-            <w:tcW w:type="dxa" w:w="2160"/>
-          </w:tcPr>
-          <w:p>
-            <w:r/>
-            <w:r>
-              <w:rPr>
-                <w:rFonts w:ascii="宋体" w:hAnsi="宋体" w:eastAsia="宋体"/>
-                <w:b w:val="0"/>
-                <w:i w:val="0"/>
-                <w:sz w:val="21"/>
-              </w:rPr>
-              <w:t>信号列表 + 证据链</w:t>
-            </w:r>
-          </w:p>
-        </w:tc>
-      </w:tr>
-      <w:tr>
-        <w:tc>
-          <w:tcPr>
-            <w:tcW w:type="dxa" w:w="2160"/>
-          </w:tcPr>
-          <w:p>
-            <w:r/>
-            <w:r>
-              <w:rPr>
-                <w:rFonts w:ascii="宋体" w:hAnsi="宋体" w:eastAsia="宋体"/>
-                <w:b w:val="0"/>
-                <w:i w:val="0"/>
-                <w:sz w:val="21"/>
-              </w:rPr>
-              <w:t>4</w:t>
-            </w:r>
-          </w:p>
-        </w:tc>
-        <w:tc>
-          <w:tcPr>
-            <w:tcW w:type="dxa" w:w="2160"/>
-          </w:tcPr>
-          <w:p>
-            <w:r/>
-            <w:r>
-              <w:rPr>
-                <w:rFonts w:ascii="宋体" w:hAnsi="宋体" w:eastAsia="宋体"/>
-                <w:b w:val="0"/>
-                <w:i w:val="0"/>
-                <w:sz w:val="21"/>
-              </w:rPr>
-              <w:t>预测明天大盘是涨还是跌？依据是什么？</w:t>
-            </w:r>
-          </w:p>
-        </w:tc>
-        <w:tc>
-          <w:tcPr>
-            <w:tcW w:type="dxa" w:w="2160"/>
-          </w:tcPr>
-          <w:p>
-            <w:r/>
-            <w:r>
-              <w:rPr>
-                <w:rFonts w:ascii="宋体" w:hAnsi="宋体" w:eastAsia="宋体"/>
-                <w:b w:val="0"/>
-                <w:i w:val="0"/>
-                <w:sz w:val="21"/>
-              </w:rPr>
-              <w:t>次日方向研判</w:t>
-            </w:r>
-          </w:p>
-        </w:tc>
-        <w:tc>
-          <w:tcPr>
-            <w:tcW w:type="dxa" w:w="2160"/>
-          </w:tcPr>
-          <w:p>
-            <w:r/>
-            <w:r>
-              <w:rPr>
-                <w:rFonts w:ascii="宋体" w:hAnsi="宋体" w:eastAsia="宋体"/>
-                <w:b w:val="0"/>
-                <w:i w:val="0"/>
-                <w:sz w:val="21"/>
-              </w:rPr>
-              <w:t>涨/平/跌概率 + 因子依据</w:t>
-            </w:r>
-          </w:p>
-        </w:tc>
-      </w:tr>
-      <w:tr>
-        <w:tc>
-          <w:tcPr>
-            <w:tcW w:type="dxa" w:w="2160"/>
-          </w:tcPr>
-          <w:p>
-            <w:r/>
-            <w:r>
-              <w:rPr>
-                <w:rFonts w:ascii="宋体" w:hAnsi="宋体" w:eastAsia="宋体"/>
-                <w:b w:val="0"/>
-                <w:i w:val="0"/>
-                <w:sz w:val="21"/>
-              </w:rPr>
-              <w:t>5</w:t>
-            </w:r>
-          </w:p>
-        </w:tc>
-        <w:tc>
-          <w:tcPr>
-            <w:tcW w:type="dxa" w:w="2160"/>
-          </w:tcPr>
-          <w:p>
-            <w:r/>
-            <w:r>
-              <w:rPr>
-                <w:rFonts w:ascii="宋体" w:hAnsi="宋体" w:eastAsia="宋体"/>
-                <w:b w:val="0"/>
-                <w:i w:val="0"/>
-                <w:sz w:val="21"/>
-              </w:rPr>
-              <w:t>帮我看看贵州茅台（600519）的表现。</w:t>
-            </w:r>
-          </w:p>
-        </w:tc>
-        <w:tc>
-          <w:tcPr>
-            <w:tcW w:type="dxa" w:w="2160"/>
-          </w:tcPr>
-          <w:p>
-            <w:r/>
-            <w:r>
-              <w:rPr>
-                <w:rFonts w:ascii="宋体" w:hAnsi="宋体" w:eastAsia="宋体"/>
-                <w:b w:val="0"/>
-                <w:i w:val="0"/>
-                <w:sz w:val="21"/>
-              </w:rPr>
-              <w:t>个股概览</w:t>
-            </w:r>
-          </w:p>
-        </w:tc>
-        <w:tc>
-          <w:tcPr>
-            <w:tcW w:type="dxa" w:w="2160"/>
-          </w:tcPr>
-          <w:p>
-            <w:r/>
-            <w:r>
-              <w:rPr>
-                <w:rFonts w:ascii="宋体" w:hAnsi="宋体" w:eastAsia="宋体"/>
-                <w:b w:val="0"/>
-                <w:i w:val="0"/>
-                <w:sz w:val="21"/>
-              </w:rPr>
-              <w:t>实时行情概览</w:t>
-            </w:r>
-          </w:p>
-        </w:tc>
-      </w:tr>
-    </w:tbl>
+    <w:p>
+      <w:pPr>
+        <w:pStyle w:val="Heading3"/>
+        <w:spacing w:line="360" w:lineRule="auto"/>
+      </w:pPr>
+      <w:r>
+        <w:rPr>
+          <w:rFonts w:ascii="宋体" w:hAnsi="宋体" w:eastAsia="宋体"/>
+          <w:b/>
+          <w:i w:val="0"/>
+          <w:sz w:val="26"/>
+        </w:rPr>
+        <w:t>场景一：市场情绪研判</w:t>
+      </w:r>
+    </w:p>
+    <w:p>
+      <w:pPr>
+        <w:spacing w:line="360" w:lineRule="auto"/>
+      </w:pPr>
+      <w:r>
+        <w:rPr>
+          <w:rFonts w:ascii="宋体" w:hAnsi="宋体" w:eastAsia="宋体"/>
+          <w:b/>
+          <w:i w:val="0"/>
+          <w:sz w:val="24"/>
+        </w:rPr>
+        <w:t>用户提问</w:t>
+      </w:r>
+      <w:r>
+        <w:rPr>
+          <w:rFonts w:ascii="宋体" w:hAnsi="宋体" w:eastAsia="宋体"/>
+          <w:b w:val="0"/>
+          <w:i w:val="0"/>
+          <w:sz w:val="24"/>
+        </w:rPr>
+        <w:t>：今天 A 股市场情绪怎么样？帮我分析一下。</w:t>
+      </w:r>
+    </w:p>
+    <w:p>
+      <w:pPr>
+        <w:spacing w:line="360" w:lineRule="auto"/>
+      </w:pPr>
+      <w:r>
+        <w:rPr>
+          <w:rFonts w:ascii="宋体" w:hAnsi="宋体" w:eastAsia="宋体"/>
+          <w:b w:val="0"/>
+          <w:i w:val="0"/>
+          <w:sz w:val="24"/>
+        </w:rPr>
+        <w:t>【插入截图：1-1-情绪研判.png（图 4-1-1）】</w:t>
+      </w:r>
+    </w:p>
+    <w:p>
+      <w:pPr>
+        <w:spacing w:line="360" w:lineRule="auto"/>
+      </w:pPr>
+      <w:r>
+        <w:rPr>
+          <w:rFonts w:ascii="宋体" w:hAnsi="宋体" w:eastAsia="宋体"/>
+          <w:b w:val="0"/>
+          <w:i w:val="0"/>
+          <w:sz w:val="24"/>
+        </w:rPr>
+        <w:t xml:space="preserve">上图输出 A 股情绪分（70/偏强）、市场宽度情绪分（78）、全球市场情绪综合分（33/偏弱）、下一交易日涨跌概率与模型置信度，并给出市场标签。全球情绪输出综合分与 </w:t>
+      </w:r>
+      <w:r>
+        <w:rPr>
+          <w:rFonts w:ascii="宋体" w:hAnsi="宋体" w:eastAsia="宋体"/>
+          <w:b/>
+          <w:i w:val="0"/>
+          <w:sz w:val="24"/>
+        </w:rPr>
+        <w:t>6 因子拆解</w:t>
+      </w:r>
+      <w:r>
+        <w:rPr>
+          <w:rFonts w:ascii="宋体" w:hAnsi="宋体" w:eastAsia="宋体"/>
+          <w:b w:val="0"/>
+          <w:i w:val="0"/>
+          <w:sz w:val="24"/>
+        </w:rPr>
+        <w:t>（全球股指 / VIX 恐慌 / 美元指数 / 黄金避险 / 商品预期 / 全球新闻），缺失因子（如 VIX）标 no_data 且权重降为 0。</w:t>
+      </w:r>
+    </w:p>
     <w:p>
       <w:pPr>
         <w:spacing w:line="360" w:lineRule="auto"/>
@@ -2074,7 +719,619 @@
           <w:i/>
           <w:sz w:val="24"/>
         </w:rPr>
-        <w:t>截图需体现：① 引用具体数据点；② 因子/证据可解释；③ 附“仅供科研教学参考，不构成投资建议”免责声明。</w:t>
+        <w:t>注：</w:t>
+      </w:r>
+      <w:r>
+        <w:rPr>
+          <w:rFonts w:ascii="宋体" w:hAnsi="宋体" w:eastAsia="宋体"/>
+          <w:b/>
+          <w:i/>
+          <w:sz w:val="24"/>
+        </w:rPr>
+        <w:t>市场宽度分</w:t>
+      </w:r>
+      <w:r>
+        <w:rPr>
+          <w:rFonts w:ascii="宋体" w:hAnsi="宋体" w:eastAsia="宋体"/>
+          <w:b w:val="0"/>
+          <w:i/>
+          <w:sz w:val="24"/>
+        </w:rPr>
+        <w:t>（78）仅由涨跌家数计算，</w:t>
+      </w:r>
+      <w:r>
+        <w:rPr>
+          <w:rFonts w:ascii="宋体" w:hAnsi="宋体" w:eastAsia="宋体"/>
+          <w:b/>
+          <w:i/>
+          <w:sz w:val="24"/>
+        </w:rPr>
+        <w:t>综合情绪分</w:t>
+      </w:r>
+      <w:r>
+        <w:rPr>
+          <w:rFonts w:ascii="宋体" w:hAnsi="宋体" w:eastAsia="宋体"/>
+          <w:b w:val="0"/>
+          <w:i/>
+          <w:sz w:val="24"/>
+        </w:rPr>
+        <w:t>（70）由 8 因子加权，二者口径不同、不可混用。</w:t>
+      </w:r>
+    </w:p>
+    <w:p>
+      <w:pPr>
+        <w:spacing w:line="360" w:lineRule="auto"/>
+      </w:pPr>
+      <w:r>
+        <w:rPr>
+          <w:rFonts w:ascii="宋体" w:hAnsi="宋体" w:eastAsia="宋体"/>
+          <w:b w:val="0"/>
+          <w:i w:val="0"/>
+          <w:sz w:val="24"/>
+        </w:rPr>
+        <w:t>【插入截图：1-2-因子表.png（图 4-1-2）】</w:t>
+      </w:r>
+    </w:p>
+    <w:p>
+      <w:pPr>
+        <w:spacing w:line="360" w:lineRule="auto"/>
+      </w:pPr>
+      <w:r>
+        <w:rPr>
+          <w:rFonts w:ascii="宋体" w:hAnsi="宋体" w:eastAsia="宋体"/>
+          <w:b w:val="0"/>
+          <w:i w:val="0"/>
+          <w:sz w:val="24"/>
+        </w:rPr>
+        <w:t>系统采用 8 大维度因子共同计算市场情绪，表格逐项展示各因子的归一化得分、原始数据与业务解读；非交易时段连板晋级因子无数据时，权重自动降为 0（no_data 标注），情绪分数可拆解、可溯源。</w:t>
+      </w:r>
+    </w:p>
+    <w:p>
+      <w:pPr>
+        <w:pStyle w:val="Heading3"/>
+        <w:spacing w:line="360" w:lineRule="auto"/>
+      </w:pPr>
+      <w:r>
+        <w:rPr>
+          <w:rFonts w:ascii="宋体" w:hAnsi="宋体" w:eastAsia="宋体"/>
+          <w:b/>
+          <w:i w:val="0"/>
+          <w:sz w:val="26"/>
+        </w:rPr>
+        <w:t>场景二：市场宽度与板块资金流</w:t>
+      </w:r>
+    </w:p>
+    <w:p>
+      <w:pPr>
+        <w:spacing w:line="360" w:lineRule="auto"/>
+      </w:pPr>
+      <w:r>
+        <w:rPr>
+          <w:rFonts w:ascii="宋体" w:hAnsi="宋体" w:eastAsia="宋体"/>
+          <w:b/>
+          <w:i w:val="0"/>
+          <w:sz w:val="24"/>
+        </w:rPr>
+        <w:t>用户提问</w:t>
+      </w:r>
+      <w:r>
+        <w:rPr>
+          <w:rFonts w:ascii="宋体" w:hAnsi="宋体" w:eastAsia="宋体"/>
+          <w:b w:val="0"/>
+          <w:i w:val="0"/>
+          <w:sz w:val="24"/>
+        </w:rPr>
+        <w:t>：今天市场涨跌情况怎么样？哪些板块在涨、资金流向哪里？</w:t>
+      </w:r>
+    </w:p>
+    <w:p>
+      <w:pPr>
+        <w:spacing w:line="360" w:lineRule="auto"/>
+      </w:pPr>
+      <w:r>
+        <w:rPr>
+          <w:rFonts w:ascii="宋体" w:hAnsi="宋体" w:eastAsia="宋体"/>
+          <w:b w:val="0"/>
+          <w:i w:val="0"/>
+          <w:sz w:val="24"/>
+        </w:rPr>
+        <w:t>【插入截图：2-1-宽度.png（图 4-2-1）】</w:t>
+      </w:r>
+    </w:p>
+    <w:p>
+      <w:pPr>
+        <w:spacing w:line="360" w:lineRule="auto"/>
+      </w:pPr>
+      <w:r>
+        <w:rPr>
+          <w:rFonts w:ascii="宋体" w:hAnsi="宋体" w:eastAsia="宋体"/>
+          <w:b w:val="0"/>
+          <w:i w:val="0"/>
+          <w:sz w:val="24"/>
+        </w:rPr>
+        <w:t>展示上涨/下跌/平盘家数、涨跌停数量及市场宽度情绪分（78/100）等市场宽度指标。</w:t>
+      </w:r>
+    </w:p>
+    <w:p>
+      <w:pPr>
+        <w:spacing w:line="360" w:lineRule="auto"/>
+      </w:pPr>
+      <w:r>
+        <w:rPr>
+          <w:rFonts w:ascii="宋体" w:hAnsi="宋体" w:eastAsia="宋体"/>
+          <w:b w:val="0"/>
+          <w:i w:val="0"/>
+          <w:sz w:val="24"/>
+        </w:rPr>
+        <w:t>【插入截图：2-2-概念板块资金流.png（图 4-2-2）】</w:t>
+      </w:r>
+    </w:p>
+    <w:p>
+      <w:pPr>
+        <w:spacing w:line="360" w:lineRule="auto"/>
+      </w:pPr>
+      <w:r>
+        <w:rPr>
+          <w:rFonts w:ascii="宋体" w:hAnsi="宋体" w:eastAsia="宋体"/>
+          <w:b w:val="0"/>
+          <w:i w:val="0"/>
+          <w:sz w:val="24"/>
+        </w:rPr>
+        <w:t>【插入截图：2-2-行业板块资金流.png（图 4-2-3）】</w:t>
+      </w:r>
+    </w:p>
+    <w:p>
+      <w:pPr>
+        <w:spacing w:line="360" w:lineRule="auto"/>
+      </w:pPr>
+      <w:r>
+        <w:rPr>
+          <w:rFonts w:ascii="宋体" w:hAnsi="宋体" w:eastAsia="宋体"/>
+          <w:b w:val="0"/>
+          <w:i w:val="0"/>
+          <w:sz w:val="24"/>
+        </w:rPr>
+        <w:t>从概念与行业两个维度展示资金净流入排行，互相印证，定位市场主线。</w:t>
+      </w:r>
+    </w:p>
+    <w:p>
+      <w:pPr>
+        <w:pStyle w:val="Heading3"/>
+        <w:spacing w:line="360" w:lineRule="auto"/>
+      </w:pPr>
+      <w:r>
+        <w:rPr>
+          <w:rFonts w:ascii="宋体" w:hAnsi="宋体" w:eastAsia="宋体"/>
+          <w:b/>
+          <w:i w:val="0"/>
+          <w:sz w:val="26"/>
+        </w:rPr>
+        <w:t>场景三：机会与风险信号识别</w:t>
+      </w:r>
+    </w:p>
+    <w:p>
+      <w:pPr>
+        <w:spacing w:line="360" w:lineRule="auto"/>
+      </w:pPr>
+      <w:r>
+        <w:rPr>
+          <w:rFonts w:ascii="宋体" w:hAnsi="宋体" w:eastAsia="宋体"/>
+          <w:b/>
+          <w:i w:val="0"/>
+          <w:sz w:val="24"/>
+        </w:rPr>
+        <w:t>用户提问</w:t>
+      </w:r>
+      <w:r>
+        <w:rPr>
+          <w:rFonts w:ascii="宋体" w:hAnsi="宋体" w:eastAsia="宋体"/>
+          <w:b w:val="0"/>
+          <w:i w:val="0"/>
+          <w:sz w:val="24"/>
+        </w:rPr>
+        <w:t>：当前市场有哪些值得关注的机会和风险？</w:t>
+      </w:r>
+    </w:p>
+    <w:p>
+      <w:pPr>
+        <w:spacing w:line="360" w:lineRule="auto"/>
+      </w:pPr>
+      <w:r>
+        <w:rPr>
+          <w:rFonts w:ascii="宋体" w:hAnsi="宋体" w:eastAsia="宋体"/>
+          <w:b w:val="0"/>
+          <w:i w:val="0"/>
+          <w:sz w:val="24"/>
+        </w:rPr>
+        <w:t>【插入截图：3-1-信号列表.png（图 4-3-1）】</w:t>
+      </w:r>
+    </w:p>
+    <w:p>
+      <w:pPr>
+        <w:spacing w:line="360" w:lineRule="auto"/>
+      </w:pPr>
+      <w:r>
+        <w:rPr>
+          <w:rFonts w:ascii="宋体" w:hAnsi="宋体" w:eastAsia="宋体"/>
+          <w:b w:val="0"/>
+          <w:i w:val="0"/>
+          <w:sz w:val="24"/>
+        </w:rPr>
+        <w:t>将信号分为机会、风险两组，每条信号附带置信度与风险等级。</w:t>
+      </w:r>
+    </w:p>
+    <w:p>
+      <w:pPr>
+        <w:spacing w:line="360" w:lineRule="auto"/>
+      </w:pPr>
+      <w:r>
+        <w:rPr>
+          <w:rFonts w:ascii="宋体" w:hAnsi="宋体" w:eastAsia="宋体"/>
+          <w:b w:val="0"/>
+          <w:i w:val="0"/>
+          <w:sz w:val="24"/>
+        </w:rPr>
+        <w:t>【插入截图：3-2-证据链.png（图 4-3-2）】</w:t>
+      </w:r>
+    </w:p>
+    <w:p>
+      <w:pPr>
+        <w:spacing w:line="360" w:lineRule="auto"/>
+      </w:pPr>
+      <w:r>
+        <w:rPr>
+          <w:rFonts w:ascii="宋体" w:hAnsi="宋体" w:eastAsia="宋体"/>
+          <w:b w:val="0"/>
+          <w:i w:val="0"/>
+          <w:sz w:val="24"/>
+        </w:rPr>
+        <w:t>每条信号附带信息来源、发布时间、情绪数值、关联标的，分析结论可回溯原始依据。</w:t>
+      </w:r>
+    </w:p>
+    <w:p>
+      <w:pPr>
+        <w:pStyle w:val="Heading3"/>
+        <w:spacing w:line="360" w:lineRule="auto"/>
+      </w:pPr>
+      <w:r>
+        <w:rPr>
+          <w:rFonts w:ascii="宋体" w:hAnsi="宋体" w:eastAsia="宋体"/>
+          <w:b/>
+          <w:i w:val="0"/>
+          <w:sz w:val="26"/>
+        </w:rPr>
+        <w:t>场景四：次日大盘方向研判</w:t>
+      </w:r>
+    </w:p>
+    <w:p>
+      <w:pPr>
+        <w:spacing w:line="360" w:lineRule="auto"/>
+      </w:pPr>
+      <w:r>
+        <w:rPr>
+          <w:rFonts w:ascii="宋体" w:hAnsi="宋体" w:eastAsia="宋体"/>
+          <w:b/>
+          <w:i w:val="0"/>
+          <w:sz w:val="24"/>
+        </w:rPr>
+        <w:t>用户提问</w:t>
+      </w:r>
+      <w:r>
+        <w:rPr>
+          <w:rFonts w:ascii="宋体" w:hAnsi="宋体" w:eastAsia="宋体"/>
+          <w:b w:val="0"/>
+          <w:i w:val="0"/>
+          <w:sz w:val="24"/>
+        </w:rPr>
+        <w:t>：预测一下明天大盘是涨还是跌？依据是什么？</w:t>
+      </w:r>
+    </w:p>
+    <w:p>
+      <w:pPr>
+        <w:spacing w:line="360" w:lineRule="auto"/>
+      </w:pPr>
+      <w:r>
+        <w:rPr>
+          <w:rFonts w:ascii="宋体" w:hAnsi="宋体" w:eastAsia="宋体"/>
+          <w:b w:val="0"/>
+          <w:i w:val="0"/>
+          <w:sz w:val="24"/>
+        </w:rPr>
+        <w:t>【插入截图：4-1-预测结论.png（图 4-4-1）】</w:t>
+      </w:r>
+    </w:p>
+    <w:p>
+      <w:pPr>
+        <w:spacing w:line="360" w:lineRule="auto"/>
+      </w:pPr>
+      <w:r>
+        <w:rPr>
+          <w:rFonts w:ascii="宋体" w:hAnsi="宋体" w:eastAsia="宋体"/>
+          <w:b w:val="0"/>
+          <w:i w:val="0"/>
+          <w:sz w:val="24"/>
+        </w:rPr>
+        <w:t>输出上涨、平盘、下跌三类概率与模型置信度。</w:t>
+      </w:r>
+    </w:p>
+    <w:p>
+      <w:pPr>
+        <w:spacing w:line="360" w:lineRule="auto"/>
+      </w:pPr>
+      <w:r>
+        <w:rPr>
+          <w:rFonts w:ascii="宋体" w:hAnsi="宋体" w:eastAsia="宋体"/>
+          <w:b w:val="0"/>
+          <w:i w:val="0"/>
+          <w:sz w:val="24"/>
+        </w:rPr>
+        <w:t>【插入截图：4-2-因子依据.png（图 4-4-2）】</w:t>
+      </w:r>
+    </w:p>
+    <w:p>
+      <w:pPr>
+        <w:spacing w:line="360" w:lineRule="auto"/>
+      </w:pPr>
+      <w:r>
+        <w:rPr>
+          <w:rFonts w:ascii="宋体" w:hAnsi="宋体" w:eastAsia="宋体"/>
+          <w:b w:val="0"/>
+          <w:i w:val="0"/>
+          <w:sz w:val="24"/>
+        </w:rPr>
+        <w:t>结合市场情绪、主力资金、涨跌停、全球环境等多维度给出定性研判逻辑，并输出各因子的</w:t>
+      </w:r>
+      <w:r>
+        <w:rPr>
+          <w:rFonts w:ascii="宋体" w:hAnsi="宋体" w:eastAsia="宋体"/>
+          <w:b/>
+          <w:i w:val="0"/>
+          <w:sz w:val="24"/>
+        </w:rPr>
+        <w:t>边际贡献</w:t>
+      </w:r>
+      <w:r>
+        <w:rPr>
+          <w:rFonts w:ascii="宋体" w:hAnsi="宋体" w:eastAsia="宋体"/>
+          <w:b w:val="0"/>
+          <w:i w:val="0"/>
+          <w:sz w:val="24"/>
+        </w:rPr>
+        <w:t>（不暴露原始权重百分比，仅呈现贡献值），结尾附免责提示。</w:t>
+      </w:r>
+    </w:p>
+    <w:p>
+      <w:pPr>
+        <w:pStyle w:val="Heading3"/>
+        <w:spacing w:line="360" w:lineRule="auto"/>
+      </w:pPr>
+      <w:r>
+        <w:rPr>
+          <w:rFonts w:ascii="宋体" w:hAnsi="宋体" w:eastAsia="宋体"/>
+          <w:b/>
+          <w:i w:val="0"/>
+          <w:sz w:val="26"/>
+        </w:rPr>
+        <w:t>场景五：个股概览</w:t>
+      </w:r>
+    </w:p>
+    <w:p>
+      <w:pPr>
+        <w:spacing w:line="360" w:lineRule="auto"/>
+      </w:pPr>
+      <w:r>
+        <w:rPr>
+          <w:rFonts w:ascii="宋体" w:hAnsi="宋体" w:eastAsia="宋体"/>
+          <w:b/>
+          <w:i w:val="0"/>
+          <w:sz w:val="24"/>
+        </w:rPr>
+        <w:t>用户提问</w:t>
+      </w:r>
+      <w:r>
+        <w:rPr>
+          <w:rFonts w:ascii="宋体" w:hAnsi="宋体" w:eastAsia="宋体"/>
+          <w:b w:val="0"/>
+          <w:i w:val="0"/>
+          <w:sz w:val="24"/>
+        </w:rPr>
+        <w:t>：帮我看看贵州茅台（600519）现在的表现。</w:t>
+      </w:r>
+    </w:p>
+    <w:p>
+      <w:pPr>
+        <w:spacing w:line="360" w:lineRule="auto"/>
+      </w:pPr>
+      <w:r>
+        <w:rPr>
+          <w:rFonts w:ascii="宋体" w:hAnsi="宋体" w:eastAsia="宋体"/>
+          <w:b w:val="0"/>
+          <w:i w:val="0"/>
+          <w:sz w:val="24"/>
+        </w:rPr>
+        <w:t>【插入截图：5-1-个股概览.png（图 4-5-1）】</w:t>
+      </w:r>
+    </w:p>
+    <w:p>
+      <w:pPr>
+        <w:spacing w:line="360" w:lineRule="auto"/>
+      </w:pPr>
+      <w:r>
+        <w:rPr>
+          <w:rFonts w:ascii="宋体" w:hAnsi="宋体" w:eastAsia="宋体"/>
+          <w:b w:val="0"/>
+          <w:i w:val="0"/>
+          <w:sz w:val="24"/>
+        </w:rPr>
+        <w:t>展示个股基础行情指标、所属行业、近 5 个交易日行情数据表格。</w:t>
+      </w:r>
+    </w:p>
+    <w:p>
+      <w:pPr>
+        <w:pStyle w:val="Heading3"/>
+        <w:spacing w:line="360" w:lineRule="auto"/>
+      </w:pPr>
+      <w:r>
+        <w:rPr>
+          <w:rFonts w:ascii="宋体" w:hAnsi="宋体" w:eastAsia="宋体"/>
+          <w:b/>
+          <w:i w:val="0"/>
+          <w:sz w:val="26"/>
+        </w:rPr>
+        <w:t>场景六：稳健性（边界鲁棒性测试）</w:t>
+      </w:r>
+    </w:p>
+    <w:p>
+      <w:pPr>
+        <w:spacing w:line="360" w:lineRule="auto"/>
+      </w:pPr>
+      <w:r>
+        <w:rPr>
+          <w:rFonts w:ascii="宋体" w:hAnsi="宋体" w:eastAsia="宋体"/>
+          <w:b/>
+          <w:i w:val="0"/>
+          <w:sz w:val="24"/>
+        </w:rPr>
+        <w:t>提问</w:t>
+      </w:r>
+      <w:r>
+        <w:rPr>
+          <w:rFonts w:ascii="宋体" w:hAnsi="宋体" w:eastAsia="宋体"/>
+          <w:b w:val="0"/>
+          <w:i w:val="0"/>
+          <w:sz w:val="24"/>
+        </w:rPr>
+        <w:t>："现在数据是不是没更新？"</w:t>
+      </w:r>
+    </w:p>
+    <w:p>
+      <w:pPr>
+        <w:spacing w:line="360" w:lineRule="auto"/>
+      </w:pPr>
+      <w:r>
+        <w:rPr>
+          <w:rFonts w:ascii="宋体" w:hAnsi="宋体" w:eastAsia="宋体"/>
+          <w:b w:val="0"/>
+          <w:i w:val="0"/>
+          <w:sz w:val="24"/>
+        </w:rPr>
+        <w:t>→ 非交易时段如实告知收盘快照，不编造虚假实时行情。</w:t>
+      </w:r>
+    </w:p>
+    <w:p>
+      <w:pPr>
+        <w:spacing w:line="360" w:lineRule="auto"/>
+      </w:pPr>
+      <w:r>
+        <w:rPr>
+          <w:rFonts w:ascii="宋体" w:hAnsi="宋体" w:eastAsia="宋体"/>
+          <w:b w:val="0"/>
+          <w:i w:val="0"/>
+          <w:sz w:val="24"/>
+        </w:rPr>
+        <w:t>【插入截图：6-1-数据说明.png（图 4-6-1）】</w:t>
+      </w:r>
+    </w:p>
+    <w:p>
+      <w:pPr>
+        <w:spacing w:line="360" w:lineRule="auto"/>
+      </w:pPr>
+      <w:r>
+        <w:rPr>
+          <w:rFonts w:ascii="宋体" w:hAnsi="宋体" w:eastAsia="宋体"/>
+          <w:b/>
+          <w:i w:val="0"/>
+          <w:sz w:val="24"/>
+        </w:rPr>
+        <w:t>提问</w:t>
+      </w:r>
+      <w:r>
+        <w:rPr>
+          <w:rFonts w:ascii="宋体" w:hAnsi="宋体" w:eastAsia="宋体"/>
+          <w:b w:val="0"/>
+          <w:i w:val="0"/>
+          <w:sz w:val="24"/>
+        </w:rPr>
+        <w:t>："情绪分是怎么算出来的？"</w:t>
+      </w:r>
+    </w:p>
+    <w:p>
+      <w:pPr>
+        <w:spacing w:line="360" w:lineRule="auto"/>
+      </w:pPr>
+      <w:r>
+        <w:rPr>
+          <w:rFonts w:ascii="宋体" w:hAnsi="宋体" w:eastAsia="宋体"/>
+          <w:b w:val="0"/>
+          <w:i w:val="0"/>
+          <w:sz w:val="24"/>
+        </w:rPr>
+        <w:t>→ 回答内部计算逻辑，命中知识库。</w:t>
+      </w:r>
+    </w:p>
+    <w:p>
+      <w:pPr>
+        <w:spacing w:line="360" w:lineRule="auto"/>
+      </w:pPr>
+      <w:r>
+        <w:rPr>
+          <w:rFonts w:ascii="宋体" w:hAnsi="宋体" w:eastAsia="宋体"/>
+          <w:b w:val="0"/>
+          <w:i w:val="0"/>
+          <w:sz w:val="24"/>
+        </w:rPr>
+        <w:t>【插入截图：6-2-知识库命中.png（图 4-6-2）】</w:t>
+      </w:r>
+    </w:p>
+    <w:p>
+      <w:pPr>
+        <w:spacing w:line="360" w:lineRule="auto"/>
+      </w:pPr>
+      <w:r>
+        <w:rPr>
+          <w:rFonts w:ascii="宋体" w:hAnsi="宋体" w:eastAsia="宋体"/>
+          <w:b/>
+          <w:i w:val="0"/>
+          <w:sz w:val="24"/>
+        </w:rPr>
+        <w:t>提问</w:t>
+      </w:r>
+      <w:r>
+        <w:rPr>
+          <w:rFonts w:ascii="宋体" w:hAnsi="宋体" w:eastAsia="宋体"/>
+          <w:b w:val="0"/>
+          <w:i w:val="0"/>
+          <w:sz w:val="24"/>
+        </w:rPr>
+        <w:t>："直接告诉我买哪只股票能赚钱"</w:t>
+      </w:r>
+    </w:p>
+    <w:p>
+      <w:pPr>
+        <w:spacing w:line="360" w:lineRule="auto"/>
+      </w:pPr>
+      <w:r>
+        <w:rPr>
+          <w:rFonts w:ascii="宋体" w:hAnsi="宋体" w:eastAsia="宋体"/>
+          <w:b w:val="0"/>
+          <w:i w:val="0"/>
+          <w:sz w:val="24"/>
+        </w:rPr>
+        <w:t>→ 拒绝个股买卖建议，输出免责声明。</w:t>
+      </w:r>
+    </w:p>
+    <w:p>
+      <w:pPr>
+        <w:spacing w:line="360" w:lineRule="auto"/>
+      </w:pPr>
+      <w:r>
+        <w:rPr>
+          <w:rFonts w:ascii="宋体" w:hAnsi="宋体" w:eastAsia="宋体"/>
+          <w:b w:val="0"/>
+          <w:i w:val="0"/>
+          <w:sz w:val="24"/>
+        </w:rPr>
+        <w:t>【插入截图：6-3-越界拒绝.png（图 4-6-3）】</w:t>
       </w:r>
     </w:p>
     <w:p>
@@ -2108,7 +1365,21 @@
     </w:p>
     <w:p>
       <w:pPr>
-        <w:pStyle w:val="ListNumber"/>
+        <w:spacing w:line="360" w:lineRule="auto"/>
+      </w:pPr>
+      <w:r>
+        <w:rPr>
+          <w:rFonts w:ascii="宋体" w:hAnsi="宋体" w:eastAsia="宋体"/>
+          <w:b w:val="0"/>
+          <w:i w:val="0"/>
+          <w:sz w:val="24"/>
+        </w:rPr>
+        <w:t>本作品的创新性主要体现在以下三个维度：</w:t>
+      </w:r>
+    </w:p>
+    <w:p>
+      <w:pPr>
+        <w:pStyle w:val="Heading3"/>
         <w:spacing w:line="360" w:lineRule="auto"/>
       </w:pPr>
       <w:r>
@@ -2116,10 +1387,15 @@
           <w:rFonts w:ascii="宋体" w:hAnsi="宋体" w:eastAsia="宋体"/>
           <w:b/>
           <w:i w:val="0"/>
-          <w:sz w:val="24"/>
+          <w:sz w:val="26"/>
         </w:rPr>
-        <w:t>可解释、可溯源的量化研判</w:t>
+        <w:t>5.1 架构创新：彻底解决金融 AI 的"黑盒幻觉"</w:t>
       </w:r>
+    </w:p>
+    <w:p>
+      <w:pPr>
+        <w:spacing w:line="360" w:lineRule="auto"/>
+      </w:pPr>
       <w:r>
         <w:rPr>
           <w:rFonts w:ascii="宋体" w:hAnsi="宋体" w:eastAsia="宋体"/>
@@ -2127,12 +1403,12 @@
           <w:i w:val="0"/>
           <w:sz w:val="24"/>
         </w:rPr>
-        <w:t>：情绪因子、信号证据链、预测依据全部保留原始值与权重，每个结论都能“追到数据”，区别于只给结果的黑箱式 AI，契合科研对可复现、可验证的要求。</w:t>
+        <w:t>区别于市面上"让大模型直接预测涨跌"的产品，本系统首创了"数据事实与模型研判分离"的架构。量化引擎负责严密的因子加权与规则计算（保障准确性），大模型仅负责解释与呈现（发挥语言优势）。同时，所有结论均可溯源至原始数据（证据链与因子表），完美契合科研学术要求的"可复现、可验证"。</w:t>
       </w:r>
     </w:p>
     <w:p>
       <w:pPr>
-        <w:pStyle w:val="ListNumber"/>
+        <w:pStyle w:val="Heading3"/>
         <w:spacing w:line="360" w:lineRule="auto"/>
       </w:pPr>
       <w:r>
@@ -2140,10 +1416,15 @@
           <w:rFonts w:ascii="宋体" w:hAnsi="宋体" w:eastAsia="宋体"/>
           <w:b/>
           <w:i w:val="0"/>
-          <w:sz w:val="24"/>
+          <w:sz w:val="26"/>
         </w:rPr>
-        <w:t>“数据事实”与“模型研判”分离</w:t>
+        <w:t>5.2 场景适配创新：面向学科建设的"科研+教学"双引擎</w:t>
       </w:r>
+    </w:p>
+    <w:p>
+      <w:pPr>
+        <w:spacing w:line="360" w:lineRule="auto"/>
+      </w:pPr>
       <w:r>
         <w:rPr>
           <w:rFonts w:ascii="宋体" w:hAnsi="宋体" w:eastAsia="宋体"/>
@@ -2151,12 +1432,12 @@
           <w:i w:val="0"/>
           <w:sz w:val="24"/>
         </w:rPr>
-        <w:t>：大语言模型只负责解释结构化结论、不直接预测，从架构上降低幻觉，保证结论有据可依。</w:t>
+        <w:t>针对高校痛点量身定制。对科研而言，它是提供多源异构数据融合、实时计算与信号回溯的分析底座；对教学而言，它通过"即问即答"的对话交互，极大降低了金融工程、量化投资等课程的实操门槛。</w:t>
       </w:r>
     </w:p>
     <w:p>
       <w:pPr>
-        <w:pStyle w:val="ListNumber"/>
+        <w:pStyle w:val="Heading3"/>
         <w:spacing w:line="360" w:lineRule="auto"/>
       </w:pPr>
       <w:r>
@@ -2164,10 +1445,15 @@
           <w:rFonts w:ascii="宋体" w:hAnsi="宋体" w:eastAsia="宋体"/>
           <w:b/>
           <w:i w:val="0"/>
-          <w:sz w:val="24"/>
+          <w:sz w:val="26"/>
         </w:rPr>
-        <w:t>多源异构数据实时融合</w:t>
+        <w:t>5.3 工程健壮与合规创新：金融级的风控与容错机制</w:t>
       </w:r>
+    </w:p>
+    <w:p>
+      <w:pPr>
+        <w:spacing w:line="360" w:lineRule="auto"/>
+      </w:pPr>
       <w:r>
         <w:rPr>
           <w:rFonts w:ascii="宋体" w:hAnsi="宋体" w:eastAsia="宋体"/>
@@ -2175,55 +1461,7 @@
           <w:i w:val="0"/>
           <w:sz w:val="24"/>
         </w:rPr>
-        <w:t>：行情、资金流、板块、新闻多源采集与结构化入库，智能体通过工具实时取数，回答基于当日真实数据而非静态资料。</w:t>
-      </w:r>
-    </w:p>
-    <w:p>
-      <w:pPr>
-        <w:pStyle w:val="ListNumber"/>
-        <w:spacing w:line="360" w:lineRule="auto"/>
-      </w:pPr>
-      <w:r>
-        <w:rPr>
-          <w:rFonts w:ascii="宋体" w:hAnsi="宋体" w:eastAsia="宋体"/>
-          <w:b/>
-          <w:i w:val="0"/>
-          <w:sz w:val="24"/>
-        </w:rPr>
-        <w:t>面向学科建设，双重价值</w:t>
-      </w:r>
-      <w:r>
-        <w:rPr>
-          <w:rFonts w:ascii="宋体" w:hAnsi="宋体" w:eastAsia="宋体"/>
-          <w:b w:val="0"/>
-          <w:i w:val="0"/>
-          <w:sz w:val="24"/>
-        </w:rPr>
-        <w:t>：既是科研数据底座（支撑量化研究、成果研判），又是金融、数据科学等学科的教学实训平台（学生可对照因子与权重理解量化分析方法）。</w:t>
-      </w:r>
-    </w:p>
-    <w:p>
-      <w:pPr>
-        <w:pStyle w:val="ListNumber"/>
-        <w:spacing w:line="360" w:lineRule="auto"/>
-      </w:pPr>
-      <w:r>
-        <w:rPr>
-          <w:rFonts w:ascii="宋体" w:hAnsi="宋体" w:eastAsia="宋体"/>
-          <w:b/>
-          <w:i w:val="0"/>
-          <w:sz w:val="24"/>
-        </w:rPr>
-        <w:t>健壮与容错</w:t>
-      </w:r>
-      <w:r>
-        <w:rPr>
-          <w:rFonts w:ascii="宋体" w:hAnsi="宋体" w:eastAsia="宋体"/>
-          <w:b w:val="0"/>
-          <w:i w:val="0"/>
-          <w:sz w:val="24"/>
-        </w:rPr>
-        <w:t>：LLM 不可用时自动降级为规则模板生成，保证服务稳定；数据缺失时明确提示、不编造，符合“功能完整且运行稳定”的要求。</w:t>
+        <w:t>系统内置了严密的合规边界与鲁棒性处理机制。面对非交易时段的数据缺失，系统能如实反馈快照状态而不伪造实时行情；面对越界荐股请求，能严格遵守合规要求予以拒绝。此外，当 LLM 不可用或超时时，系统可自动降级为规则模板输出，保障核心业务永远在线。</w:t>
       </w:r>
     </w:p>
     <w:p>
@@ -2266,7 +1504,82 @@
           <w:i w:val="0"/>
           <w:sz w:val="24"/>
         </w:rPr>
-        <w:t>（正式提交时另起一页，全体成员签字）</w:t>
+        <w:t>本团队全体成员已认真阅读并充分理解本次大赛全部赛事规则，现就所提交参赛作品郑重作出如下承诺：</w:t>
+      </w:r>
+    </w:p>
+    <w:p>
+      <w:pPr>
+        <w:pStyle w:val="ListNumber"/>
+        <w:spacing w:line="360" w:lineRule="auto"/>
+      </w:pPr>
+      <w:r>
+        <w:rPr>
+          <w:rFonts w:ascii="宋体" w:hAnsi="宋体" w:eastAsia="宋体"/>
+          <w:b w:val="0"/>
+          <w:i w:val="0"/>
+          <w:sz w:val="24"/>
+        </w:rPr>
+        <w:t>本参赛作品为团队自主构思、独立完成开发创作，不存在抄袭、剽窃、盗用他人成果等行为；作品中引用第三方素材、开源组件、AI 生成内容均已遵守对应服务协议与授权要求，并在作品说明文档中如实说明来源。</w:t>
+      </w:r>
+    </w:p>
+    <w:p>
+      <w:pPr>
+        <w:pStyle w:val="ListNumber"/>
+        <w:spacing w:line="360" w:lineRule="auto"/>
+      </w:pPr>
+      <w:r>
+        <w:rPr>
+          <w:rFonts w:ascii="宋体" w:hAnsi="宋体" w:eastAsia="宋体"/>
+          <w:b w:val="0"/>
+          <w:i w:val="0"/>
+          <w:sz w:val="24"/>
+        </w:rPr>
+        <w:t>参赛作品及提交全部材料不侵犯任何第三方著作权、专利权、商标权、隐私权、肖像权等合法权益；不包含涉密信息、敏感数据、违法违规及违背公序良俗的内容，严格遵守国家法律法规与学校相关管理规定。</w:t>
+      </w:r>
+    </w:p>
+    <w:p>
+      <w:pPr>
+        <w:pStyle w:val="ListNumber"/>
+        <w:spacing w:line="360" w:lineRule="auto"/>
+      </w:pPr>
+      <w:r>
+        <w:rPr>
+          <w:rFonts w:ascii="宋体" w:hAnsi="宋体" w:eastAsia="宋体"/>
+          <w:b w:val="0"/>
+          <w:i w:val="0"/>
+          <w:sz w:val="24"/>
+        </w:rPr>
+        <w:t>参赛作品知识产权归参赛团队所有。本团队自愿授权主办单位可在展览展示、资料汇编、新闻宣传等非商业场景中无偿使用参赛作品。</w:t>
+      </w:r>
+    </w:p>
+    <w:p>
+      <w:pPr>
+        <w:pStyle w:val="ListNumber"/>
+        <w:spacing w:line="360" w:lineRule="auto"/>
+      </w:pPr>
+      <w:r>
+        <w:rPr>
+          <w:rFonts w:ascii="宋体" w:hAnsi="宋体" w:eastAsia="宋体"/>
+          <w:b w:val="0"/>
+          <w:i w:val="0"/>
+          <w:sz w:val="24"/>
+        </w:rPr>
+        <w:t>若经大赛组织方核查，确认本作品存在抄袭、侵权、提交虚假材料、违规使用涉密或隐私数据等违反大赛规则的情形，本团队自愿接受主办单位作出的取消参赛/获奖资格、追回已发放奖金、奖品及荣誉证书等处理；由此引发的全部法律纠纷、经济损失，均由本团队全体成员自行承担，与大赛主办、协办单位无关。</w:t>
+      </w:r>
+    </w:p>
+    <w:p>
+      <w:pPr>
+        <w:pStyle w:val="ListNumber"/>
+        <w:spacing w:line="360" w:lineRule="auto"/>
+      </w:pPr>
+      <w:r>
+        <w:rPr>
+          <w:rFonts w:ascii="宋体" w:hAnsi="宋体" w:eastAsia="宋体"/>
+          <w:b w:val="0"/>
+          <w:i w:val="0"/>
+          <w:sz w:val="24"/>
+        </w:rPr>
+        <w:t>本承诺书经全体团队成员签字确认后生效。</w:t>
       </w:r>
     </w:p>
     <w:p>
@@ -2280,7 +1593,7 @@
           <w:i w:val="0"/>
           <w:sz w:val="24"/>
         </w:rPr>
-        <w:t>原创性承诺书</w:t>
+        <w:t>参赛团队成员签名：</w:t>
       </w:r>
     </w:p>
     <w:p>
@@ -2294,437 +1607,9 @@
           <w:i w:val="0"/>
           <w:sz w:val="24"/>
         </w:rPr>
-        <w:t>我们郑重承诺：参赛作品《StockPulse 全球量化资讯与智能研判智能体》为团队原创，未抄袭、剽窃或侵害任何第三方权益；作品中使用第三方素材、公开数据与 AI 生成内容，均已严格遵守相应服务协议与授权约定；作品内容遵守国家法律法规、社会主义核心价值观、公序良俗及学校各项管理规定，不含违法违规、不良导向内容，不涉及涉密文件、敏感数据及他人隐私信息。</w:t>
+        <w:t>（签名栏 1）____________　（签名栏 2）____________　（签名栏 3）____________</w:t>
       </w:r>
     </w:p>
-    <w:tbl>
-      <w:tblPr>
-        <w:tblStyle w:val="TableGrid"/>
-        <w:tblW w:type="auto" w:w="0"/>
-        <w:tblLook w:firstColumn="1" w:firstRow="1" w:lastColumn="0" w:lastRow="0" w:noHBand="0" w:noVBand="1" w:val="04A0"/>
-      </w:tblPr>
-      <w:tblGrid>
-        <w:gridCol w:w="2160"/>
-        <w:gridCol w:w="2160"/>
-        <w:gridCol w:w="2160"/>
-        <w:gridCol w:w="2160"/>
-      </w:tblGrid>
-      <w:tr>
-        <w:tc>
-          <w:tcPr>
-            <w:tcW w:type="dxa" w:w="2160"/>
-          </w:tcPr>
-          <w:p>
-            <w:r/>
-            <w:r>
-              <w:rPr>
-                <w:rFonts w:ascii="宋体" w:hAnsi="宋体" w:eastAsia="宋体"/>
-                <w:b/>
-                <w:i w:val="0"/>
-                <w:sz w:val="21"/>
-              </w:rPr>
-              <w:t>团队成员</w:t>
-            </w:r>
-          </w:p>
-        </w:tc>
-        <w:tc>
-          <w:tcPr>
-            <w:tcW w:type="dxa" w:w="2160"/>
-          </w:tcPr>
-          <w:p>
-            <w:r/>
-            <w:r>
-              <w:rPr>
-                <w:rFonts w:ascii="宋体" w:hAnsi="宋体" w:eastAsia="宋体"/>
-                <w:b/>
-                <w:i w:val="0"/>
-                <w:sz w:val="21"/>
-              </w:rPr>
-              <w:t>姓名</w:t>
-            </w:r>
-          </w:p>
-        </w:tc>
-        <w:tc>
-          <w:tcPr>
-            <w:tcW w:type="dxa" w:w="2160"/>
-          </w:tcPr>
-          <w:p>
-            <w:r/>
-            <w:r>
-              <w:rPr>
-                <w:rFonts w:ascii="宋体" w:hAnsi="宋体" w:eastAsia="宋体"/>
-                <w:b/>
-                <w:i w:val="0"/>
-                <w:sz w:val="21"/>
-              </w:rPr>
-              <w:t>学号/工号</w:t>
-            </w:r>
-          </w:p>
-        </w:tc>
-        <w:tc>
-          <w:tcPr>
-            <w:tcW w:type="dxa" w:w="2160"/>
-          </w:tcPr>
-          <w:p>
-            <w:r/>
-            <w:r>
-              <w:rPr>
-                <w:rFonts w:ascii="宋体" w:hAnsi="宋体" w:eastAsia="宋体"/>
-                <w:b/>
-                <w:i w:val="0"/>
-                <w:sz w:val="21"/>
-              </w:rPr>
-              <w:t>签字</w:t>
-            </w:r>
-          </w:p>
-        </w:tc>
-      </w:tr>
-      <w:tr>
-        <w:tc>
-          <w:tcPr>
-            <w:tcW w:type="dxa" w:w="2160"/>
-          </w:tcPr>
-          <w:p>
-            <w:r/>
-            <w:r>
-              <w:rPr>
-                <w:rFonts w:ascii="宋体" w:hAnsi="宋体" w:eastAsia="宋体"/>
-                <w:b w:val="0"/>
-                <w:i w:val="0"/>
-                <w:sz w:val="21"/>
-              </w:rPr>
-              <w:t>负责人</w:t>
-            </w:r>
-          </w:p>
-        </w:tc>
-        <w:tc>
-          <w:tcPr>
-            <w:tcW w:type="dxa" w:w="2160"/>
-          </w:tcPr>
-          <w:p>
-            <w:r/>
-            <w:r>
-              <w:rPr>
-                <w:rFonts w:ascii="宋体" w:hAnsi="宋体" w:eastAsia="宋体"/>
-                <w:b w:val="0"/>
-                <w:i w:val="0"/>
-                <w:sz w:val="21"/>
-              </w:rPr>
-              <w:t>（待填）</w:t>
-            </w:r>
-          </w:p>
-        </w:tc>
-        <w:tc>
-          <w:tcPr>
-            <w:tcW w:type="dxa" w:w="2160"/>
-          </w:tcPr>
-          <w:p>
-            <w:r/>
-            <w:r>
-              <w:rPr>
-                <w:rFonts w:ascii="宋体" w:hAnsi="宋体" w:eastAsia="宋体"/>
-                <w:b w:val="0"/>
-                <w:i w:val="0"/>
-                <w:sz w:val="21"/>
-              </w:rPr>
-              <w:t>（待填）</w:t>
-            </w:r>
-          </w:p>
-        </w:tc>
-        <w:tc>
-          <w:tcPr>
-            <w:tcW w:type="dxa" w:w="2160"/>
-          </w:tcPr>
-          <w:p>
-            <w:r/>
-            <w:r>
-              <w:rPr>
-                <w:rFonts w:ascii="宋体" w:hAnsi="宋体" w:eastAsia="宋体"/>
-                <w:b w:val="0"/>
-                <w:i w:val="0"/>
-                <w:sz w:val="21"/>
-              </w:rPr>
-            </w:r>
-          </w:p>
-        </w:tc>
-      </w:tr>
-      <w:tr>
-        <w:tc>
-          <w:tcPr>
-            <w:tcW w:type="dxa" w:w="2160"/>
-          </w:tcPr>
-          <w:p>
-            <w:r/>
-            <w:r>
-              <w:rPr>
-                <w:rFonts w:ascii="宋体" w:hAnsi="宋体" w:eastAsia="宋体"/>
-                <w:b w:val="0"/>
-                <w:i w:val="0"/>
-                <w:sz w:val="21"/>
-              </w:rPr>
-              <w:t>成员</w:t>
-            </w:r>
-          </w:p>
-        </w:tc>
-        <w:tc>
-          <w:tcPr>
-            <w:tcW w:type="dxa" w:w="2160"/>
-          </w:tcPr>
-          <w:p>
-            <w:r/>
-            <w:r>
-              <w:rPr>
-                <w:rFonts w:ascii="宋体" w:hAnsi="宋体" w:eastAsia="宋体"/>
-                <w:b w:val="0"/>
-                <w:i w:val="0"/>
-                <w:sz w:val="21"/>
-              </w:rPr>
-              <w:t>（待填）</w:t>
-            </w:r>
-          </w:p>
-        </w:tc>
-        <w:tc>
-          <w:tcPr>
-            <w:tcW w:type="dxa" w:w="2160"/>
-          </w:tcPr>
-          <w:p>
-            <w:r/>
-            <w:r>
-              <w:rPr>
-                <w:rFonts w:ascii="宋体" w:hAnsi="宋体" w:eastAsia="宋体"/>
-                <w:b w:val="0"/>
-                <w:i w:val="0"/>
-                <w:sz w:val="21"/>
-              </w:rPr>
-              <w:t>（待填）</w:t>
-            </w:r>
-          </w:p>
-        </w:tc>
-        <w:tc>
-          <w:tcPr>
-            <w:tcW w:type="dxa" w:w="2160"/>
-          </w:tcPr>
-          <w:p>
-            <w:r/>
-            <w:r>
-              <w:rPr>
-                <w:rFonts w:ascii="宋体" w:hAnsi="宋体" w:eastAsia="宋体"/>
-                <w:b w:val="0"/>
-                <w:i w:val="0"/>
-                <w:sz w:val="21"/>
-              </w:rPr>
-            </w:r>
-          </w:p>
-        </w:tc>
-      </w:tr>
-      <w:tr>
-        <w:tc>
-          <w:tcPr>
-            <w:tcW w:type="dxa" w:w="2160"/>
-          </w:tcPr>
-          <w:p>
-            <w:r/>
-            <w:r>
-              <w:rPr>
-                <w:rFonts w:ascii="宋体" w:hAnsi="宋体" w:eastAsia="宋体"/>
-                <w:b w:val="0"/>
-                <w:i w:val="0"/>
-                <w:sz w:val="21"/>
-              </w:rPr>
-              <w:t>成员</w:t>
-            </w:r>
-          </w:p>
-        </w:tc>
-        <w:tc>
-          <w:tcPr>
-            <w:tcW w:type="dxa" w:w="2160"/>
-          </w:tcPr>
-          <w:p>
-            <w:r/>
-            <w:r>
-              <w:rPr>
-                <w:rFonts w:ascii="宋体" w:hAnsi="宋体" w:eastAsia="宋体"/>
-                <w:b w:val="0"/>
-                <w:i w:val="0"/>
-                <w:sz w:val="21"/>
-              </w:rPr>
-              <w:t>（待填）</w:t>
-            </w:r>
-          </w:p>
-        </w:tc>
-        <w:tc>
-          <w:tcPr>
-            <w:tcW w:type="dxa" w:w="2160"/>
-          </w:tcPr>
-          <w:p>
-            <w:r/>
-            <w:r>
-              <w:rPr>
-                <w:rFonts w:ascii="宋体" w:hAnsi="宋体" w:eastAsia="宋体"/>
-                <w:b w:val="0"/>
-                <w:i w:val="0"/>
-                <w:sz w:val="21"/>
-              </w:rPr>
-              <w:t>（待填）</w:t>
-            </w:r>
-          </w:p>
-        </w:tc>
-        <w:tc>
-          <w:tcPr>
-            <w:tcW w:type="dxa" w:w="2160"/>
-          </w:tcPr>
-          <w:p>
-            <w:r/>
-            <w:r>
-              <w:rPr>
-                <w:rFonts w:ascii="宋体" w:hAnsi="宋体" w:eastAsia="宋体"/>
-                <w:b w:val="0"/>
-                <w:i w:val="0"/>
-                <w:sz w:val="21"/>
-              </w:rPr>
-            </w:r>
-          </w:p>
-        </w:tc>
-      </w:tr>
-      <w:tr>
-        <w:tc>
-          <w:tcPr>
-            <w:tcW w:type="dxa" w:w="2160"/>
-          </w:tcPr>
-          <w:p>
-            <w:r/>
-            <w:r>
-              <w:rPr>
-                <w:rFonts w:ascii="宋体" w:hAnsi="宋体" w:eastAsia="宋体"/>
-                <w:b w:val="0"/>
-                <w:i w:val="0"/>
-                <w:sz w:val="21"/>
-              </w:rPr>
-              <w:t>成员</w:t>
-            </w:r>
-          </w:p>
-        </w:tc>
-        <w:tc>
-          <w:tcPr>
-            <w:tcW w:type="dxa" w:w="2160"/>
-          </w:tcPr>
-          <w:p>
-            <w:r/>
-            <w:r>
-              <w:rPr>
-                <w:rFonts w:ascii="宋体" w:hAnsi="宋体" w:eastAsia="宋体"/>
-                <w:b w:val="0"/>
-                <w:i w:val="0"/>
-                <w:sz w:val="21"/>
-              </w:rPr>
-              <w:t>（待填）</w:t>
-            </w:r>
-          </w:p>
-        </w:tc>
-        <w:tc>
-          <w:tcPr>
-            <w:tcW w:type="dxa" w:w="2160"/>
-          </w:tcPr>
-          <w:p>
-            <w:r/>
-            <w:r>
-              <w:rPr>
-                <w:rFonts w:ascii="宋体" w:hAnsi="宋体" w:eastAsia="宋体"/>
-                <w:b w:val="0"/>
-                <w:i w:val="0"/>
-                <w:sz w:val="21"/>
-              </w:rPr>
-              <w:t>（待填）</w:t>
-            </w:r>
-          </w:p>
-        </w:tc>
-        <w:tc>
-          <w:tcPr>
-            <w:tcW w:type="dxa" w:w="2160"/>
-          </w:tcPr>
-          <w:p>
-            <w:r/>
-            <w:r>
-              <w:rPr>
-                <w:rFonts w:ascii="宋体" w:hAnsi="宋体" w:eastAsia="宋体"/>
-                <w:b w:val="0"/>
-                <w:i w:val="0"/>
-                <w:sz w:val="21"/>
-              </w:rPr>
-            </w:r>
-          </w:p>
-        </w:tc>
-      </w:tr>
-      <w:tr>
-        <w:tc>
-          <w:tcPr>
-            <w:tcW w:type="dxa" w:w="2160"/>
-          </w:tcPr>
-          <w:p>
-            <w:r/>
-            <w:r>
-              <w:rPr>
-                <w:rFonts w:ascii="宋体" w:hAnsi="宋体" w:eastAsia="宋体"/>
-                <w:b w:val="0"/>
-                <w:i w:val="0"/>
-                <w:sz w:val="21"/>
-              </w:rPr>
-              <w:t>成员</w:t>
-            </w:r>
-          </w:p>
-        </w:tc>
-        <w:tc>
-          <w:tcPr>
-            <w:tcW w:type="dxa" w:w="2160"/>
-          </w:tcPr>
-          <w:p>
-            <w:r/>
-            <w:r>
-              <w:rPr>
-                <w:rFonts w:ascii="宋体" w:hAnsi="宋体" w:eastAsia="宋体"/>
-                <w:b w:val="0"/>
-                <w:i w:val="0"/>
-                <w:sz w:val="21"/>
-              </w:rPr>
-              <w:t>（待填）</w:t>
-            </w:r>
-          </w:p>
-        </w:tc>
-        <w:tc>
-          <w:tcPr>
-            <w:tcW w:type="dxa" w:w="2160"/>
-          </w:tcPr>
-          <w:p>
-            <w:r/>
-            <w:r>
-              <w:rPr>
-                <w:rFonts w:ascii="宋体" w:hAnsi="宋体" w:eastAsia="宋体"/>
-                <w:b w:val="0"/>
-                <w:i w:val="0"/>
-                <w:sz w:val="21"/>
-              </w:rPr>
-              <w:t>（待填）</w:t>
-            </w:r>
-          </w:p>
-        </w:tc>
-        <w:tc>
-          <w:tcPr>
-            <w:tcW w:type="dxa" w:w="2160"/>
-          </w:tcPr>
-          <w:p>
-            <w:r/>
-            <w:r>
-              <w:rPr>
-                <w:rFonts w:ascii="宋体" w:hAnsi="宋体" w:eastAsia="宋体"/>
-                <w:b w:val="0"/>
-                <w:i w:val="0"/>
-                <w:sz w:val="21"/>
-              </w:rPr>
-            </w:r>
-          </w:p>
-        </w:tc>
-      </w:tr>
-    </w:tbl>
     <w:p>
       <w:pPr>
         <w:spacing w:line="360" w:lineRule="auto"/>
@@ -2736,7 +1621,30 @@
           <w:i w:val="0"/>
           <w:sz w:val="24"/>
         </w:rPr>
-        <w:t>日期：　　　年　　月　　日</w:t>
+        <w:t>（签名栏 4）____________　（签名栏 5）____________</w:t>
+      </w:r>
+    </w:p>
+    <w:p>
+      <w:pPr>
+        <w:spacing w:line="360" w:lineRule="auto"/>
+      </w:pPr>
+      <w:r>
+        <w:rPr>
+          <w:rFonts w:ascii="宋体" w:hAnsi="宋体" w:eastAsia="宋体"/>
+          <w:b/>
+          <w:i w:val="0"/>
+          <w:sz w:val="24"/>
+        </w:rPr>
+        <w:t>日期：</w:t>
+      </w:r>
+      <w:r>
+        <w:rPr>
+          <w:rFonts w:ascii="宋体" w:hAnsi="宋体" w:eastAsia="宋体"/>
+          <w:b w:val="0"/>
+          <w:i w:val="0"/>
+          <w:sz w:val="24"/>
+        </w:rPr>
+        <w:t xml:space="preserve"> 2026 年 ___ 月 ___ 日</w:t>
       </w:r>
     </w:p>
     <w:sectPr>

--- a/docs/参赛材料/03-作品说明文档.docx
+++ b/docs/参赛材料/03-作品说明文档.docx
@@ -346,16 +346,55 @@
     </w:p>
     <w:p>
       <w:pPr>
-        <w:spacing w:line="360" w:lineRule="auto"/>
+        <w:jc w:val="center"/>
+      </w:pPr>
+      <w:r>
+        <w:drawing>
+          <wp:inline xmlns:a="http://schemas.openxmlformats.org/drawingml/2006/main" xmlns:pic="http://schemas.openxmlformats.org/drawingml/2006/picture">
+            <wp:extent cx="5400000" cy="4038403"/>
+            <wp:docPr id="1" name="Picture 1"/>
+            <wp:cNvGraphicFramePr>
+              <a:graphicFrameLocks noChangeAspect="1"/>
+            </wp:cNvGraphicFramePr>
+            <a:graphic>
+              <a:graphicData uri="http://schemas.openxmlformats.org/drawingml/2006/picture">
+                <pic:pic>
+                  <pic:nvPicPr>
+                    <pic:cNvPr id="0" name="系统架构图.png"/>
+                    <pic:cNvPicPr/>
+                  </pic:nvPicPr>
+                  <pic:blipFill>
+                    <a:blip r:embed="rId9"/>
+                    <a:stretch>
+                      <a:fillRect/>
+                    </a:stretch>
+                  </pic:blipFill>
+                  <pic:spPr>
+                    <a:xfrm>
+                      <a:off x="0" y="0"/>
+                      <a:ext cx="5400000" cy="4038403"/>
+                    </a:xfrm>
+                    <a:prstGeom prst="rect"/>
+                  </pic:spPr>
+                </pic:pic>
+              </a:graphicData>
+            </a:graphic>
+          </wp:inline>
+        </w:drawing>
+      </w:r>
+    </w:p>
+    <w:p>
+      <w:pPr>
+        <w:jc w:val="center"/>
       </w:pPr>
       <w:r>
         <w:rPr>
           <w:rFonts w:ascii="宋体" w:hAnsi="宋体" w:eastAsia="宋体"/>
           <w:b w:val="0"/>
           <w:i w:val="0"/>
-          <w:sz w:val="24"/>
+          <w:sz w:val="21"/>
         </w:rPr>
-        <w:t>（此处插入架构图）</w:t>
+        <w:t>StockPulse 系统整体架构图</w:t>
       </w:r>
     </w:p>
     <w:p>
